--- a/deliverables/current/02-AegisBank-技术文档.docx
+++ b/deliverables/current/02-AegisBank-技术文档.docx
@@ -7,22 +7,17 @@
         <w:pStyle w:val="Title"/>
       </w:pPr>
       <w:r>
-        <w:t>AegisBank 银行 AI 智能体技术文档</w:t>
+        <w:t>AegisBank 技术文档</w:t>
       </w:r>
     </w:p>
     <w:p>
       <w:r>
-        <w:t>2026 深圳国际金融科技大赛  人工智能赛道</w:t>
+        <w:t>2026-10-31 收尾候选版｜仓库：https://github.com/0xChainAegis/aegisbank</w:t>
       </w:r>
     </w:p>
     <w:p>
       <w:r>
-        <w:t>队伍 0xChainAegis    版本日期 2026年10月25日</w:t>
-      </w:r>
-    </w:p>
-    <w:p>
-      <w:r>
-        <w:t>AegisBank 把自然语言金融需求转为可检查的任务计划，在确定性风险和权限控制下执行模拟银行业务。本文面向赛事评委，说明系统架构、核心算法、六类场景、交互闭环及复现方法。核心成果是可审计的执行控制面，所有金融结果均来自 Mock Bank Core。</w:t>
+        <w:t>代码与实测证据以收尾执行记录为准；人工验收与真实模型对照另列待办。</w:t>
       </w:r>
     </w:p>
     <w:p>
@@ -30,748 +25,32 @@
         <w:pStyle w:val="Heading1"/>
       </w:pPr>
       <w:r>
-        <w:t>1 产品目标与实现范围</w:t>
+        <w:t>1. 目标与范围</w:t>
       </w:r>
     </w:p>
     <w:p>
       <w:r>
-        <w:t>用户从任务控制台或 IM 适配入口输入需求，系统展示意图、步骤依赖、操作对象和风险原因。低风险查询自动执行；修改业务状态的任务需要明确确认；高风险任务还需演示 MFA。结果、确认和策略证据均可追溯。</w:t>
-      </w:r>
-    </w:p>
-    <w:tbl>
-      <w:tblPr>
-        <w:tblW w:type="auto" w:w="0"/>
-        <w:tblLayout w:type="fixed"/>
-        <w:tblLook w:firstColumn="1" w:firstRow="1" w:lastColumn="0" w:lastRow="0" w:noHBand="0" w:noVBand="1" w:val="04A0"/>
-      </w:tblPr>
-      <w:tblGrid>
-        <w:gridCol w:w="1440"/>
-        <w:gridCol w:w="5112"/>
-        <w:gridCol w:w="3384"/>
-      </w:tblGrid>
-      <w:tr>
-        <w:trPr>
-          <w:cantSplit/>
-          <w:tblHeader/>
-        </w:trPr>
-        <w:tc>
-          <w:tcPr>
-            <w:tcW w:type="dxa" w:w="1440"/>
-            <w:vAlign w:val="center"/>
-            <w:tcBorders>
-              <w:top w:val="single" w:sz="4" w:color="D9D9D9"/>
-              <w:left w:val="single" w:sz="4" w:color="D9D9D9"/>
-              <w:bottom w:val="single" w:sz="4" w:color="D9D9D9"/>
-              <w:right w:val="single" w:sz="4" w:color="D9D9D9"/>
-            </w:tcBorders>
-            <w:tcMar>
-              <w:top w:w="85" w:type="dxa"/>
-              <w:left w:w="85" w:type="dxa"/>
-              <w:bottom w:w="85" w:type="dxa"/>
-              <w:right w:w="85" w:type="dxa"/>
-            </w:tcMar>
-            <w:shd w:fill="E5EDF5"/>
-          </w:tcPr>
-          <w:p>
-            <w:pPr>
-              <w:spacing w:after="60" w:line="269" w:lineRule="auto"/>
-            </w:pPr>
-            <w:r>
-              <w:rPr>
-                <w:b/>
-                <w:sz w:val="20"/>
-              </w:rPr>
-              <w:t>场景</w:t>
-            </w:r>
-          </w:p>
-        </w:tc>
-        <w:tc>
-          <w:tcPr>
-            <w:tcW w:type="dxa" w:w="5112"/>
-            <w:vAlign w:val="center"/>
-            <w:tcBorders>
-              <w:top w:val="single" w:sz="4" w:color="D9D9D9"/>
-              <w:left w:val="single" w:sz="4" w:color="D9D9D9"/>
-              <w:bottom w:val="single" w:sz="4" w:color="D9D9D9"/>
-              <w:right w:val="single" w:sz="4" w:color="D9D9D9"/>
-            </w:tcBorders>
-            <w:tcMar>
-              <w:top w:w="85" w:type="dxa"/>
-              <w:left w:w="85" w:type="dxa"/>
-              <w:bottom w:w="85" w:type="dxa"/>
-              <w:right w:w="85" w:type="dxa"/>
-            </w:tcMar>
-            <w:shd w:fill="E5EDF5"/>
-          </w:tcPr>
-          <w:p>
-            <w:pPr>
-              <w:spacing w:after="60" w:line="269" w:lineRule="auto"/>
-            </w:pPr>
-            <w:r>
-              <w:rPr>
-                <w:b/>
-                <w:sz w:val="20"/>
-              </w:rPr>
-              <w:t>当前原型能力</w:t>
-            </w:r>
-          </w:p>
-        </w:tc>
-        <w:tc>
-          <w:tcPr>
-            <w:tcW w:type="dxa" w:w="3384"/>
-            <w:vAlign w:val="center"/>
-            <w:tcBorders>
-              <w:top w:val="single" w:sz="4" w:color="D9D9D9"/>
-              <w:left w:val="single" w:sz="4" w:color="D9D9D9"/>
-              <w:bottom w:val="single" w:sz="4" w:color="D9D9D9"/>
-              <w:right w:val="single" w:sz="4" w:color="D9D9D9"/>
-            </w:tcBorders>
-            <w:tcMar>
-              <w:top w:w="85" w:type="dxa"/>
-              <w:left w:w="85" w:type="dxa"/>
-              <w:bottom w:w="85" w:type="dxa"/>
-              <w:right w:w="85" w:type="dxa"/>
-            </w:tcMar>
-            <w:shd w:fill="E5EDF5"/>
-          </w:tcPr>
-          <w:p>
-            <w:pPr>
-              <w:spacing w:after="60" w:line="269" w:lineRule="auto"/>
-            </w:pPr>
-            <w:r>
-              <w:rPr>
-                <w:b/>
-                <w:sz w:val="20"/>
-              </w:rPr>
-              <w:t>关键边界</w:t>
-            </w:r>
-          </w:p>
-        </w:tc>
-      </w:tr>
-      <w:tr>
-        <w:trPr>
-          <w:cantSplit/>
-        </w:trPr>
-        <w:tc>
-          <w:tcPr>
-            <w:tcW w:type="dxa" w:w="1440"/>
-            <w:vAlign w:val="center"/>
-            <w:tcBorders>
-              <w:top w:val="single" w:sz="4" w:color="D9D9D9"/>
-              <w:left w:val="single" w:sz="4" w:color="D9D9D9"/>
-              <w:bottom w:val="single" w:sz="4" w:color="D9D9D9"/>
-              <w:right w:val="single" w:sz="4" w:color="D9D9D9"/>
-            </w:tcBorders>
-            <w:tcMar>
-              <w:top w:w="85" w:type="dxa"/>
-              <w:left w:w="85" w:type="dxa"/>
-              <w:bottom w:w="85" w:type="dxa"/>
-              <w:right w:w="85" w:type="dxa"/>
-            </w:tcMar>
-            <w:shd w:fill="FFFFFF"/>
-          </w:tcPr>
-          <w:p>
-            <w:pPr>
-              <w:spacing w:after="60" w:line="269" w:lineRule="auto"/>
-            </w:pPr>
-            <w:r>
-              <w:rPr>
-                <w:b w:val="0"/>
-                <w:sz w:val="20"/>
-              </w:rPr>
-              <w:t>智能转账</w:t>
-            </w:r>
-          </w:p>
-        </w:tc>
-        <w:tc>
-          <w:tcPr>
-            <w:tcW w:type="dxa" w:w="5112"/>
-            <w:vAlign w:val="center"/>
-            <w:tcBorders>
-              <w:top w:val="single" w:sz="4" w:color="D9D9D9"/>
-              <w:left w:val="single" w:sz="4" w:color="D9D9D9"/>
-              <w:bottom w:val="single" w:sz="4" w:color="D9D9D9"/>
-              <w:right w:val="single" w:sz="4" w:color="D9D9D9"/>
-            </w:tcBorders>
-            <w:tcMar>
-              <w:top w:w="85" w:type="dxa"/>
-              <w:left w:w="85" w:type="dxa"/>
-              <w:bottom w:w="85" w:type="dxa"/>
-              <w:right w:w="85" w:type="dxa"/>
-            </w:tcMar>
-            <w:shd w:fill="FFFFFF"/>
-          </w:tcPr>
-          <w:p>
-            <w:pPr>
-              <w:spacing w:after="60" w:line="269" w:lineRule="auto"/>
-            </w:pPr>
-            <w:r>
-              <w:rPr>
-                <w:b w:val="0"/>
-                <w:sz w:val="20"/>
-              </w:rPr>
-              <w:t>联系人转账 定时任务 AA 拆分</w:t>
-            </w:r>
-          </w:p>
-        </w:tc>
-        <w:tc>
-          <w:tcPr>
-            <w:tcW w:type="dxa" w:w="3384"/>
-            <w:vAlign w:val="center"/>
-            <w:tcBorders>
-              <w:top w:val="single" w:sz="4" w:color="D9D9D9"/>
-              <w:left w:val="single" w:sz="4" w:color="D9D9D9"/>
-              <w:bottom w:val="single" w:sz="4" w:color="D9D9D9"/>
-              <w:right w:val="single" w:sz="4" w:color="D9D9D9"/>
-            </w:tcBorders>
-            <w:tcMar>
-              <w:top w:w="85" w:type="dxa"/>
-              <w:left w:w="85" w:type="dxa"/>
-              <w:bottom w:w="85" w:type="dxa"/>
-              <w:right w:w="85" w:type="dxa"/>
-            </w:tcMar>
-            <w:shd w:fill="FFFFFF"/>
-          </w:tcPr>
-          <w:p>
-            <w:pPr>
-              <w:spacing w:after="60" w:line="269" w:lineRule="auto"/>
-            </w:pPr>
-            <w:r>
-              <w:rPr>
-                <w:b w:val="0"/>
-                <w:sz w:val="20"/>
-              </w:rPr>
-              <w:t>对象不唯一时澄清</w:t>
-            </w:r>
-          </w:p>
-        </w:tc>
-      </w:tr>
-      <w:tr>
-        <w:trPr>
-          <w:cantSplit/>
-        </w:trPr>
-        <w:tc>
-          <w:tcPr>
-            <w:tcW w:type="dxa" w:w="1440"/>
-            <w:vAlign w:val="center"/>
-            <w:tcBorders>
-              <w:top w:val="single" w:sz="4" w:color="D9D9D9"/>
-              <w:left w:val="single" w:sz="4" w:color="D9D9D9"/>
-              <w:bottom w:val="single" w:sz="4" w:color="D9D9D9"/>
-              <w:right w:val="single" w:sz="4" w:color="D9D9D9"/>
-            </w:tcBorders>
-            <w:tcMar>
-              <w:top w:w="85" w:type="dxa"/>
-              <w:left w:w="85" w:type="dxa"/>
-              <w:bottom w:w="85" w:type="dxa"/>
-              <w:right w:w="85" w:type="dxa"/>
-            </w:tcMar>
-            <w:shd w:fill="F5F7F9"/>
-          </w:tcPr>
-          <w:p>
-            <w:pPr>
-              <w:spacing w:after="60" w:line="269" w:lineRule="auto"/>
-            </w:pPr>
-            <w:r>
-              <w:rPr>
-                <w:b w:val="0"/>
-                <w:sz w:val="20"/>
-              </w:rPr>
-              <w:t>账单分析</w:t>
-            </w:r>
-          </w:p>
-        </w:tc>
-        <w:tc>
-          <w:tcPr>
-            <w:tcW w:type="dxa" w:w="5112"/>
-            <w:vAlign w:val="center"/>
-            <w:tcBorders>
-              <w:top w:val="single" w:sz="4" w:color="D9D9D9"/>
-              <w:left w:val="single" w:sz="4" w:color="D9D9D9"/>
-              <w:bottom w:val="single" w:sz="4" w:color="D9D9D9"/>
-              <w:right w:val="single" w:sz="4" w:color="D9D9D9"/>
-            </w:tcBorders>
-            <w:tcMar>
-              <w:top w:w="85" w:type="dxa"/>
-              <w:left w:w="85" w:type="dxa"/>
-              <w:bottom w:w="85" w:type="dxa"/>
-              <w:right w:w="85" w:type="dxa"/>
-            </w:tcMar>
-            <w:shd w:fill="F5F7F9"/>
-          </w:tcPr>
-          <w:p>
-            <w:pPr>
-              <w:spacing w:after="60" w:line="269" w:lineRule="auto"/>
-            </w:pPr>
-            <w:r>
-              <w:rPr>
-                <w:b w:val="0"/>
-                <w:sz w:val="20"/>
-              </w:rPr>
-              <w:t>分类统计 异常识别 月度年度报告</w:t>
-            </w:r>
-          </w:p>
-        </w:tc>
-        <w:tc>
-          <w:tcPr>
-            <w:tcW w:type="dxa" w:w="3384"/>
-            <w:vAlign w:val="center"/>
-            <w:tcBorders>
-              <w:top w:val="single" w:sz="4" w:color="D9D9D9"/>
-              <w:left w:val="single" w:sz="4" w:color="D9D9D9"/>
-              <w:bottom w:val="single" w:sz="4" w:color="D9D9D9"/>
-              <w:right w:val="single" w:sz="4" w:color="D9D9D9"/>
-            </w:tcBorders>
-            <w:tcMar>
-              <w:top w:w="85" w:type="dxa"/>
-              <w:left w:w="85" w:type="dxa"/>
-              <w:bottom w:w="85" w:type="dxa"/>
-              <w:right w:w="85" w:type="dxa"/>
-            </w:tcMar>
-            <w:shd w:fill="F5F7F9"/>
-          </w:tcPr>
-          <w:p>
-            <w:pPr>
-              <w:spacing w:after="60" w:line="269" w:lineRule="auto"/>
-            </w:pPr>
-            <w:r>
-              <w:rPr>
-                <w:b w:val="0"/>
-                <w:sz w:val="20"/>
-              </w:rPr>
-              <w:t>规则检测 模拟流水</w:t>
-            </w:r>
-          </w:p>
-        </w:tc>
-      </w:tr>
-      <w:tr>
-        <w:trPr>
-          <w:cantSplit/>
-        </w:trPr>
-        <w:tc>
-          <w:tcPr>
-            <w:tcW w:type="dxa" w:w="1440"/>
-            <w:vAlign w:val="center"/>
-            <w:tcBorders>
-              <w:top w:val="single" w:sz="4" w:color="D9D9D9"/>
-              <w:left w:val="single" w:sz="4" w:color="D9D9D9"/>
-              <w:bottom w:val="single" w:sz="4" w:color="D9D9D9"/>
-              <w:right w:val="single" w:sz="4" w:color="D9D9D9"/>
-            </w:tcBorders>
-            <w:tcMar>
-              <w:top w:w="85" w:type="dxa"/>
-              <w:left w:w="85" w:type="dxa"/>
-              <w:bottom w:w="85" w:type="dxa"/>
-              <w:right w:w="85" w:type="dxa"/>
-            </w:tcMar>
-            <w:shd w:fill="FFFFFF"/>
-          </w:tcPr>
-          <w:p>
-            <w:pPr>
-              <w:spacing w:after="60" w:line="269" w:lineRule="auto"/>
-            </w:pPr>
-            <w:r>
-              <w:rPr>
-                <w:b w:val="0"/>
-                <w:sz w:val="20"/>
-              </w:rPr>
-              <w:t>理财操作</w:t>
-            </w:r>
-          </w:p>
-        </w:tc>
-        <w:tc>
-          <w:tcPr>
-            <w:tcW w:type="dxa" w:w="5112"/>
-            <w:vAlign w:val="center"/>
-            <w:tcBorders>
-              <w:top w:val="single" w:sz="4" w:color="D9D9D9"/>
-              <w:left w:val="single" w:sz="4" w:color="D9D9D9"/>
-              <w:bottom w:val="single" w:sz="4" w:color="D9D9D9"/>
-              <w:right w:val="single" w:sz="4" w:color="D9D9D9"/>
-            </w:tcBorders>
-            <w:tcMar>
-              <w:top w:w="85" w:type="dxa"/>
-              <w:left w:w="85" w:type="dxa"/>
-              <w:bottom w:w="85" w:type="dxa"/>
-              <w:right w:w="85" w:type="dxa"/>
-            </w:tcMar>
-            <w:shd w:fill="FFFFFF"/>
-          </w:tcPr>
-          <w:p>
-            <w:pPr>
-              <w:spacing w:after="60" w:line="269" w:lineRule="auto"/>
-            </w:pPr>
-            <w:r>
-              <w:rPr>
-                <w:b w:val="0"/>
-                <w:sz w:val="20"/>
-              </w:rPr>
-              <w:t>产品持仓 风险测评 申购赎回</w:t>
-            </w:r>
-          </w:p>
-        </w:tc>
-        <w:tc>
-          <w:tcPr>
-            <w:tcW w:type="dxa" w:w="3384"/>
-            <w:vAlign w:val="center"/>
-            <w:tcBorders>
-              <w:top w:val="single" w:sz="4" w:color="D9D9D9"/>
-              <w:left w:val="single" w:sz="4" w:color="D9D9D9"/>
-              <w:bottom w:val="single" w:sz="4" w:color="D9D9D9"/>
-              <w:right w:val="single" w:sz="4" w:color="D9D9D9"/>
-            </w:tcBorders>
-            <w:tcMar>
-              <w:top w:w="85" w:type="dxa"/>
-              <w:left w:w="85" w:type="dxa"/>
-              <w:bottom w:w="85" w:type="dxa"/>
-              <w:right w:w="85" w:type="dxa"/>
-            </w:tcMar>
-            <w:shd w:fill="FFFFFF"/>
-          </w:tcPr>
-          <w:p>
-            <w:pPr>
-              <w:spacing w:after="60" w:line="269" w:lineRule="auto"/>
-            </w:pPr>
-            <w:r>
-              <w:rPr>
-                <w:b w:val="0"/>
-                <w:sz w:val="20"/>
-              </w:rPr>
-              <w:t>模拟收益 非投资建议</w:t>
-            </w:r>
-          </w:p>
-        </w:tc>
-      </w:tr>
-      <w:tr>
-        <w:trPr>
-          <w:cantSplit/>
-        </w:trPr>
-        <w:tc>
-          <w:tcPr>
-            <w:tcW w:type="dxa" w:w="1440"/>
-            <w:vAlign w:val="center"/>
-            <w:tcBorders>
-              <w:top w:val="single" w:sz="4" w:color="D9D9D9"/>
-              <w:left w:val="single" w:sz="4" w:color="D9D9D9"/>
-              <w:bottom w:val="single" w:sz="4" w:color="D9D9D9"/>
-              <w:right w:val="single" w:sz="4" w:color="D9D9D9"/>
-            </w:tcBorders>
-            <w:tcMar>
-              <w:top w:w="85" w:type="dxa"/>
-              <w:left w:w="85" w:type="dxa"/>
-              <w:bottom w:w="85" w:type="dxa"/>
-              <w:right w:w="85" w:type="dxa"/>
-            </w:tcMar>
-            <w:shd w:fill="F5F7F9"/>
-          </w:tcPr>
-          <w:p>
-            <w:pPr>
-              <w:spacing w:after="60" w:line="269" w:lineRule="auto"/>
-            </w:pPr>
-            <w:r>
-              <w:rPr>
-                <w:b w:val="0"/>
-                <w:sz w:val="20"/>
-              </w:rPr>
-              <w:t>卡片管理</w:t>
-            </w:r>
-          </w:p>
-        </w:tc>
-        <w:tc>
-          <w:tcPr>
-            <w:tcW w:type="dxa" w:w="5112"/>
-            <w:vAlign w:val="center"/>
-            <w:tcBorders>
-              <w:top w:val="single" w:sz="4" w:color="D9D9D9"/>
-              <w:left w:val="single" w:sz="4" w:color="D9D9D9"/>
-              <w:bottom w:val="single" w:sz="4" w:color="D9D9D9"/>
-              <w:right w:val="single" w:sz="4" w:color="D9D9D9"/>
-            </w:tcBorders>
-            <w:tcMar>
-              <w:top w:w="85" w:type="dxa"/>
-              <w:left w:w="85" w:type="dxa"/>
-              <w:bottom w:w="85" w:type="dxa"/>
-              <w:right w:w="85" w:type="dxa"/>
-            </w:tcMar>
-            <w:shd w:fill="F5F7F9"/>
-          </w:tcPr>
-          <w:p>
-            <w:pPr>
-              <w:spacing w:after="60" w:line="269" w:lineRule="auto"/>
-            </w:pPr>
-            <w:r>
-              <w:rPr>
-                <w:b w:val="0"/>
-                <w:sz w:val="20"/>
-              </w:rPr>
-              <w:t>虚拟卡 额度限额 还款日 挂失</w:t>
-            </w:r>
-          </w:p>
-        </w:tc>
-        <w:tc>
-          <w:tcPr>
-            <w:tcW w:type="dxa" w:w="3384"/>
-            <w:vAlign w:val="center"/>
-            <w:tcBorders>
-              <w:top w:val="single" w:sz="4" w:color="D9D9D9"/>
-              <w:left w:val="single" w:sz="4" w:color="D9D9D9"/>
-              <w:bottom w:val="single" w:sz="4" w:color="D9D9D9"/>
-              <w:right w:val="single" w:sz="4" w:color="D9D9D9"/>
-            </w:tcBorders>
-            <w:tcMar>
-              <w:top w:w="85" w:type="dxa"/>
-              <w:left w:w="85" w:type="dxa"/>
-              <w:bottom w:w="85" w:type="dxa"/>
-              <w:right w:w="85" w:type="dxa"/>
-            </w:tcMar>
-            <w:shd w:fill="F5F7F9"/>
-          </w:tcPr>
-          <w:p>
-            <w:pPr>
-              <w:spacing w:after="60" w:line="269" w:lineRule="auto"/>
-            </w:pPr>
-            <w:r>
-              <w:rPr>
-                <w:b w:val="0"/>
-                <w:sz w:val="20"/>
-              </w:rPr>
-              <w:t>高风险设置强验证</w:t>
-            </w:r>
-          </w:p>
-        </w:tc>
-      </w:tr>
-      <w:tr>
-        <w:trPr>
-          <w:cantSplit/>
-        </w:trPr>
-        <w:tc>
-          <w:tcPr>
-            <w:tcW w:type="dxa" w:w="1440"/>
-            <w:vAlign w:val="center"/>
-            <w:tcBorders>
-              <w:top w:val="single" w:sz="4" w:color="D9D9D9"/>
-              <w:left w:val="single" w:sz="4" w:color="D9D9D9"/>
-              <w:bottom w:val="single" w:sz="4" w:color="D9D9D9"/>
-              <w:right w:val="single" w:sz="4" w:color="D9D9D9"/>
-            </w:tcBorders>
-            <w:tcMar>
-              <w:top w:w="85" w:type="dxa"/>
-              <w:left w:w="85" w:type="dxa"/>
-              <w:bottom w:w="85" w:type="dxa"/>
-              <w:right w:w="85" w:type="dxa"/>
-            </w:tcMar>
-            <w:shd w:fill="FFFFFF"/>
-          </w:tcPr>
-          <w:p>
-            <w:pPr>
-              <w:spacing w:after="60" w:line="269" w:lineRule="auto"/>
-            </w:pPr>
-            <w:r>
-              <w:rPr>
-                <w:b w:val="0"/>
-                <w:sz w:val="20"/>
-              </w:rPr>
-              <w:t>订阅代扣</w:t>
-            </w:r>
-          </w:p>
-        </w:tc>
-        <w:tc>
-          <w:tcPr>
-            <w:tcW w:type="dxa" w:w="5112"/>
-            <w:vAlign w:val="center"/>
-            <w:tcBorders>
-              <w:top w:val="single" w:sz="4" w:color="D9D9D9"/>
-              <w:left w:val="single" w:sz="4" w:color="D9D9D9"/>
-              <w:bottom w:val="single" w:sz="4" w:color="D9D9D9"/>
-              <w:right w:val="single" w:sz="4" w:color="D9D9D9"/>
-            </w:tcBorders>
-            <w:tcMar>
-              <w:top w:w="85" w:type="dxa"/>
-              <w:left w:w="85" w:type="dxa"/>
-              <w:bottom w:w="85" w:type="dxa"/>
-              <w:right w:w="85" w:type="dxa"/>
-            </w:tcMar>
-            <w:shd w:fill="FFFFFF"/>
-          </w:tcPr>
-          <w:p>
-            <w:pPr>
-              <w:spacing w:after="60" w:line="269" w:lineRule="auto"/>
-            </w:pPr>
-            <w:r>
-              <w:rPr>
-                <w:b w:val="0"/>
-                <w:sz w:val="20"/>
-              </w:rPr>
-              <w:t>扣费识别 续费提醒 取消订阅</w:t>
-            </w:r>
-          </w:p>
-        </w:tc>
-        <w:tc>
-          <w:tcPr>
-            <w:tcW w:type="dxa" w:w="3384"/>
-            <w:vAlign w:val="center"/>
-            <w:tcBorders>
-              <w:top w:val="single" w:sz="4" w:color="D9D9D9"/>
-              <w:left w:val="single" w:sz="4" w:color="D9D9D9"/>
-              <w:bottom w:val="single" w:sz="4" w:color="D9D9D9"/>
-              <w:right w:val="single" w:sz="4" w:color="D9D9D9"/>
-            </w:tcBorders>
-            <w:tcMar>
-              <w:top w:w="85" w:type="dxa"/>
-              <w:left w:w="85" w:type="dxa"/>
-              <w:bottom w:w="85" w:type="dxa"/>
-              <w:right w:w="85" w:type="dxa"/>
-            </w:tcMar>
-            <w:shd w:fill="FFFFFF"/>
-          </w:tcPr>
-          <w:p>
-            <w:pPr>
-              <w:spacing w:after="60" w:line="269" w:lineRule="auto"/>
-            </w:pPr>
-            <w:r>
-              <w:rPr>
-                <w:b w:val="0"/>
-                <w:sz w:val="20"/>
-              </w:rPr>
-              <w:t>站内提醒 无外部推送</w:t>
-            </w:r>
-          </w:p>
-        </w:tc>
-      </w:tr>
-      <w:tr>
-        <w:trPr>
-          <w:cantSplit/>
-        </w:trPr>
-        <w:tc>
-          <w:tcPr>
-            <w:tcW w:type="dxa" w:w="1440"/>
-            <w:vAlign w:val="center"/>
-            <w:tcBorders>
-              <w:top w:val="single" w:sz="4" w:color="D9D9D9"/>
-              <w:left w:val="single" w:sz="4" w:color="D9D9D9"/>
-              <w:bottom w:val="single" w:sz="4" w:color="D9D9D9"/>
-              <w:right w:val="single" w:sz="4" w:color="D9D9D9"/>
-            </w:tcBorders>
-            <w:tcMar>
-              <w:top w:w="85" w:type="dxa"/>
-              <w:left w:w="85" w:type="dxa"/>
-              <w:bottom w:w="85" w:type="dxa"/>
-              <w:right w:w="85" w:type="dxa"/>
-            </w:tcMar>
-            <w:shd w:fill="F5F7F9"/>
-          </w:tcPr>
-          <w:p>
-            <w:pPr>
-              <w:spacing w:after="60" w:line="269" w:lineRule="auto"/>
-            </w:pPr>
-            <w:r>
-              <w:rPr>
-                <w:b w:val="0"/>
-                <w:sz w:val="20"/>
-              </w:rPr>
-              <w:t>跨场景联动</w:t>
-            </w:r>
-          </w:p>
-        </w:tc>
-        <w:tc>
-          <w:tcPr>
-            <w:tcW w:type="dxa" w:w="5112"/>
-            <w:vAlign w:val="center"/>
-            <w:tcBorders>
-              <w:top w:val="single" w:sz="4" w:color="D9D9D9"/>
-              <w:left w:val="single" w:sz="4" w:color="D9D9D9"/>
-              <w:bottom w:val="single" w:sz="4" w:color="D9D9D9"/>
-              <w:right w:val="single" w:sz="4" w:color="D9D9D9"/>
-            </w:tcBorders>
-            <w:tcMar>
-              <w:top w:w="85" w:type="dxa"/>
-              <w:left w:w="85" w:type="dxa"/>
-              <w:bottom w:w="85" w:type="dxa"/>
-              <w:right w:w="85" w:type="dxa"/>
-            </w:tcMar>
-            <w:shd w:fill="F5F7F9"/>
-          </w:tcPr>
-          <w:p>
-            <w:pPr>
-              <w:spacing w:after="60" w:line="269" w:lineRule="auto"/>
-            </w:pPr>
-            <w:r>
-              <w:rPr>
-                <w:b w:val="0"/>
-                <w:sz w:val="20"/>
-              </w:rPr>
-              <w:t>账单到取消订阅 生日预算和预订</w:t>
-            </w:r>
-          </w:p>
-        </w:tc>
-        <w:tc>
-          <w:tcPr>
-            <w:tcW w:type="dxa" w:w="3384"/>
-            <w:vAlign w:val="center"/>
-            <w:tcBorders>
-              <w:top w:val="single" w:sz="4" w:color="D9D9D9"/>
-              <w:left w:val="single" w:sz="4" w:color="D9D9D9"/>
-              <w:bottom w:val="single" w:sz="4" w:color="D9D9D9"/>
-              <w:right w:val="single" w:sz="4" w:color="D9D9D9"/>
-            </w:tcBorders>
-            <w:tcMar>
-              <w:top w:w="85" w:type="dxa"/>
-              <w:left w:w="85" w:type="dxa"/>
-              <w:bottom w:w="85" w:type="dxa"/>
-              <w:right w:w="85" w:type="dxa"/>
-            </w:tcMar>
-            <w:shd w:fill="F5F7F9"/>
-          </w:tcPr>
-          <w:p>
-            <w:pPr>
-              <w:spacing w:after="60" w:line="269" w:lineRule="auto"/>
-            </w:pPr>
-            <w:r>
-              <w:rPr>
-                <w:b w:val="0"/>
-                <w:sz w:val="20"/>
-              </w:rPr>
-              <w:t>预置任务组合</w:t>
-            </w:r>
-          </w:p>
-        </w:tc>
-      </w:tr>
-    </w:tbl>
-    <w:p>
-      <w:pPr>
-        <w:spacing w:after="0"/>
-      </w:pPr>
-    </w:p>
-    <w:p>
-      <w:r>
-        <w:t>默认规则 Planner，无需模型密钥；可配置 OpenAI compatible LLM 或 auto 模式。LLM 只生成结构化候选，不执行工具、不决定权限、不编造金融事实。限定表达和预置组合已落地；通用指代消解、任意多意图与条件执行尚未完整实现。工具覆盖不等于语言表达全面覆盖。</w:t>
+        <w:t>用自然语言办理模拟银行业务，使计划可核对、敏感执行需确认、失败可接管、结果有证据。六类代表场景为转账、账单、理财、卡片、订阅与跨场景联动；不等同于任意表达和自由组合均受支持。</w:t>
       </w:r>
     </w:p>
     <w:p>
       <w:r>
-        <w:rPr>
-          <w:sz w:val="18"/>
-        </w:rPr>
-        <w:t>代码依据  config.py；planning/；scenarios/；docs/NLP-ASSESSMENT-AND-PLAN-2026-10-25.md。下文代码路径相对 backend/aegisbank_api/，前端路径另注。</w:t>
+        <w:t>金融事实只来自 SQLite Mock Bank Core，不连接真实银行或支付网络。默认规则 Planner 离线可用；LLM 只生成候选，不执行工具或决定授权。</w:t>
       </w:r>
     </w:p>
     <w:p>
       <w:pPr>
         <w:pStyle w:val="Heading1"/>
-        <w:pageBreakBefore/>
       </w:pPr>
       <w:r>
-        <w:t>2 系统架构与可信边界</w:t>
+        <w:t>2. 系统架构</w:t>
       </w:r>
     </w:p>
     <w:p>
-      <w:pPr>
-        <w:jc w:val="center"/>
-      </w:pPr>
       <w:r>
         <w:drawing>
           <wp:inline xmlns:a="http://schemas.openxmlformats.org/drawingml/2006/main" xmlns:pic="http://schemas.openxmlformats.org/drawingml/2006/picture">
-            <wp:extent cx="5989320" cy="3893058"/>
+            <wp:extent cx="6035040" cy="2246376"/>
             <wp:docPr id="1" name="Picture 1"/>
             <wp:cNvGraphicFramePr>
               <a:graphicFrameLocks noChangeAspect="1"/>
@@ -780,11 +59,11 @@
               <a:graphicData uri="http://schemas.openxmlformats.org/drawingml/2006/picture">
                 <pic:pic>
                   <pic:nvPicPr>
-                    <pic:cNvPr id="0" name="architecture_competition.png"/>
+                    <pic:cNvPr id="0" name="architecture.png"/>
                     <pic:cNvPicPr/>
                   </pic:nvPicPr>
                   <pic:blipFill>
-                    <a:blip r:embed="rId10"/>
+                    <a:blip r:embed="rId11"/>
                     <a:stretch>
                       <a:fillRect/>
                     </a:stretch>
@@ -792,7 +71,7 @@
                   <pic:spPr>
                     <a:xfrm>
                       <a:off x="0" y="0"/>
-                      <a:ext cx="5989320" cy="3893058"/>
+                      <a:ext cx="6035040" cy="2246376"/>
                     </a:xfrm>
                     <a:prstGeom prst="rect"/>
                   </pic:spPr>
@@ -804,1455 +83,282 @@
       </w:r>
     </w:p>
     <w:p>
-      <w:pPr>
-        <w:pStyle w:val="Caption"/>
-      </w:pPr>
       <w:r>
-        <w:t>图 1  从用户渠道到模拟银行执行和审计的系统架构</w:t>
-      </w:r>
-    </w:p>
-    <w:p>
-      <w:r>
-        <w:t>React 19 与 TypeScript 控制台只通过 /api 调用后端。FastAPI 统一承载能力策略、就绪检查、计划、确认和审计接口。所有银行工具经过 gateway.py、executor.py 和 ExecutionGuard；业务事实由 SQLite 仓库读取或更新。</w:t>
-      </w:r>
-    </w:p>
-    <w:p>
-      <w:r>
-        <w:t>scenarios/ 自动发现业务模块，extensions/ 装配 MFA、熔断、补偿、IM、沙箱和角色能力。新模块可贡献 Schema、种子、工具、意图和风险规则，仍须复用核心网关与执行链。</w:t>
-      </w:r>
-    </w:p>
-    <w:p>
-      <w:r>
-        <w:rPr>
-          <w:sz w:val="18"/>
-        </w:rPr>
-        <w:t>代码依据  main.py；gateway.py；executor.py；banking/repository.py；scenarios/README.md；extensions/README.md。</w:t>
-      </w:r>
-    </w:p>
-    <w:p>
-      <w:pPr>
-        <w:pStyle w:val="Heading1"/>
-        <w:pageBreakBefore/>
-      </w:pPr>
-      <w:r>
-        <w:t>3 意图规划与确定性算法</w:t>
-      </w:r>
-    </w:p>
-    <w:p>
-      <w:pPr>
-        <w:pStyle w:val="Heading2"/>
-      </w:pPr>
-      <w:r>
-        <w:t>3 1 语言解析与计划编译</w:t>
-      </w:r>
-    </w:p>
-    <w:p>
-      <w:r>
-        <w:t>输入先检查注入和越权特征，并做金额规范化。规则 Planner 根据场景契约识别工具与参数；LLM 模式输出相同的 ExecutionPlan 契约，再经过字段白名单和关键参数来源检查。未支持的条件或组合转为澄清，避免把带条件请求降为无条件写操作。</w:t>
-      </w:r>
-    </w:p>
-    <w:p>
-      <w:r>
-        <w:t>PlanCompiler 检查工具注册、参数 Schema、节点标识唯一性、依赖存在性、重复依赖和自依赖。拓扑遍历使用访问状态检测环，再按依赖顺序输出节点；当前每个计划最多 12 个工具节点。标准化意图与步骤以规范 JSON 编码后计算 SHA-256，生成 plan_hash。结构合法不能单独证明语义正确。</w:t>
-      </w:r>
-    </w:p>
-    <w:p>
-      <w:pPr>
-        <w:pStyle w:val="Heading2"/>
-      </w:pPr>
-      <w:r>
-        <w:t>3 2 动态风险与最小权限</w:t>
-      </w:r>
-    </w:p>
-    <w:p>
-      <w:r>
-        <w:t>工具声明基线风险和最小权限。风险引擎读取金额、当日累计、操作类型等确定性事实，最终风险取基线与规则结果的较高者。LLM 置信度不参与降级或授权。节点执行前均由网关复检角色、工具授权和风险，任一拒绝会阻断任务。</w:t>
+        <w:t>数据流：用户输入 → 有界语义/Planner → Plan Compiler → 动态风险 → 统一网关 → ActionEnvelope/确认/MFA → DAG 调度 → ToolExecutor/SandboxGuard → Mock Bank Core → 回执与审计。</w:t>
       </w:r>
     </w:p>
     <w:tbl>
       <w:tblPr>
+        <w:tblStyle w:val="LightShading-Accent1"/>
         <w:tblW w:type="auto" w:w="0"/>
-        <w:tblLayout w:type="fixed"/>
         <w:tblLook w:firstColumn="1" w:firstRow="1" w:lastColumn="0" w:lastRow="0" w:noHBand="0" w:noVBand="1" w:val="04A0"/>
       </w:tblPr>
       <w:tblGrid>
-        <w:gridCol w:w="1008"/>
-        <w:gridCol w:w="2304"/>
-        <w:gridCol w:w="6624"/>
+        <w:gridCol w:w="5112"/>
+        <w:gridCol w:w="5112"/>
       </w:tblGrid>
       <w:tr>
-        <w:trPr>
-          <w:cantSplit/>
-          <w:tblHeader/>
-        </w:trPr>
         <w:tc>
           <w:tcPr>
-            <w:tcW w:type="dxa" w:w="1008"/>
-            <w:vAlign w:val="center"/>
-            <w:tcBorders>
-              <w:top w:val="single" w:sz="4" w:color="D9D9D9"/>
-              <w:left w:val="single" w:sz="4" w:color="D9D9D9"/>
-              <w:bottom w:val="single" w:sz="4" w:color="D9D9D9"/>
-              <w:right w:val="single" w:sz="4" w:color="D9D9D9"/>
-            </w:tcBorders>
-            <w:tcMar>
-              <w:top w:w="85" w:type="dxa"/>
-              <w:left w:w="85" w:type="dxa"/>
-              <w:bottom w:w="85" w:type="dxa"/>
-              <w:right w:w="85" w:type="dxa"/>
-            </w:tcMar>
-            <w:shd w:fill="E5EDF5"/>
+            <w:tcW w:type="dxa" w:w="5112"/>
           </w:tcPr>
           <w:p>
-            <w:pPr>
-              <w:spacing w:after="60" w:line="269" w:lineRule="auto"/>
-            </w:pPr>
             <w:r>
-              <w:rPr>
-                <w:b/>
-                <w:sz w:val="20"/>
-              </w:rPr>
-              <w:t>风险</w:t>
+              <w:t>源码职责包</w:t>
             </w:r>
           </w:p>
         </w:tc>
         <w:tc>
           <w:tcPr>
-            <w:tcW w:type="dxa" w:w="2304"/>
-            <w:vAlign w:val="center"/>
-            <w:tcBorders>
-              <w:top w:val="single" w:sz="4" w:color="D9D9D9"/>
-              <w:left w:val="single" w:sz="4" w:color="D9D9D9"/>
-              <w:bottom w:val="single" w:sz="4" w:color="D9D9D9"/>
-              <w:right w:val="single" w:sz="4" w:color="D9D9D9"/>
-            </w:tcBorders>
-            <w:tcMar>
-              <w:top w:w="85" w:type="dxa"/>
-              <w:left w:w="85" w:type="dxa"/>
-              <w:bottom w:w="85" w:type="dxa"/>
-              <w:right w:w="85" w:type="dxa"/>
-            </w:tcMar>
-            <w:shd w:fill="E5EDF5"/>
+            <w:tcW w:type="dxa" w:w="5112"/>
           </w:tcPr>
           <w:p>
-            <w:pPr>
-              <w:spacing w:after="60" w:line="269" w:lineRule="auto"/>
-            </w:pPr>
             <w:r>
-              <w:rPr>
-                <w:b/>
-                <w:sz w:val="20"/>
-              </w:rPr>
-              <w:t>执行方式</w:t>
+              <w:t>维护内容</w:t>
+            </w:r>
+          </w:p>
+        </w:tc>
+      </w:tr>
+      <w:tr>
+        <w:tc>
+          <w:tcPr>
+            <w:tcW w:type="dxa" w:w="5112"/>
+          </w:tcPr>
+          <w:p>
+            <w:r>
+              <w:t>fronted/frontend</w:t>
             </w:r>
           </w:p>
         </w:tc>
         <w:tc>
           <w:tcPr>
-            <w:tcW w:type="dxa" w:w="6624"/>
-            <w:vAlign w:val="center"/>
-            <w:tcBorders>
-              <w:top w:val="single" w:sz="4" w:color="D9D9D9"/>
-              <w:left w:val="single" w:sz="4" w:color="D9D9D9"/>
-              <w:bottom w:val="single" w:sz="4" w:color="D9D9D9"/>
-              <w:right w:val="single" w:sz="4" w:color="D9D9D9"/>
-            </w:tcBorders>
-            <w:tcMar>
-              <w:top w:w="85" w:type="dxa"/>
-              <w:left w:w="85" w:type="dxa"/>
-              <w:bottom w:w="85" w:type="dxa"/>
-              <w:right w:w="85" w:type="dxa"/>
-            </w:tcMar>
-            <w:shd w:fill="E5EDF5"/>
+            <w:tcW w:type="dxa" w:w="5112"/>
           </w:tcPr>
           <w:p>
-            <w:pPr>
-              <w:spacing w:after="60" w:line="269" w:lineRule="auto"/>
-            </w:pPr>
             <w:r>
-              <w:rPr>
-                <w:b/>
-                <w:sz w:val="20"/>
-              </w:rPr>
-              <w:t>示例条件</w:t>
+              <w:t>React/TypeScript 银行助手、账户、记录与安全工作台</w:t>
             </w:r>
           </w:p>
         </w:tc>
       </w:tr>
       <w:tr>
-        <w:trPr>
-          <w:cantSplit/>
-        </w:trPr>
         <w:tc>
           <w:tcPr>
-            <w:tcW w:type="dxa" w:w="1008"/>
-            <w:vAlign w:val="center"/>
-            <w:tcBorders>
-              <w:top w:val="single" w:sz="4" w:color="D9D9D9"/>
-              <w:left w:val="single" w:sz="4" w:color="D9D9D9"/>
-              <w:bottom w:val="single" w:sz="4" w:color="D9D9D9"/>
-              <w:right w:val="single" w:sz="4" w:color="D9D9D9"/>
-            </w:tcBorders>
-            <w:tcMar>
-              <w:top w:w="85" w:type="dxa"/>
-              <w:left w:w="85" w:type="dxa"/>
-              <w:bottom w:w="85" w:type="dxa"/>
-              <w:right w:w="85" w:type="dxa"/>
-            </w:tcMar>
-            <w:shd w:fill="FFFFFF"/>
+            <w:tcW w:type="dxa" w:w="5112"/>
           </w:tcPr>
           <w:p>
-            <w:pPr>
-              <w:spacing w:after="60" w:line="269" w:lineRule="auto"/>
-            </w:pPr>
             <w:r>
-              <w:rPr>
-                <w:b w:val="0"/>
-                <w:sz w:val="20"/>
-              </w:rPr>
-              <w:t>绿色</w:t>
+              <w:t>backend/backend</w:t>
             </w:r>
           </w:p>
         </w:tc>
         <w:tc>
           <w:tcPr>
-            <w:tcW w:type="dxa" w:w="2304"/>
-            <w:vAlign w:val="center"/>
-            <w:tcBorders>
-              <w:top w:val="single" w:sz="4" w:color="D9D9D9"/>
-              <w:left w:val="single" w:sz="4" w:color="D9D9D9"/>
-              <w:bottom w:val="single" w:sz="4" w:color="D9D9D9"/>
-              <w:right w:val="single" w:sz="4" w:color="D9D9D9"/>
-            </w:tcBorders>
-            <w:tcMar>
-              <w:top w:w="85" w:type="dxa"/>
-              <w:left w:w="85" w:type="dxa"/>
-              <w:bottom w:w="85" w:type="dxa"/>
-              <w:right w:w="85" w:type="dxa"/>
-            </w:tcMar>
-            <w:shd w:fill="FFFFFF"/>
+            <w:tcW w:type="dxa" w:w="5112"/>
           </w:tcPr>
           <w:p>
-            <w:pPr>
-              <w:spacing w:after="60" w:line="269" w:lineRule="auto"/>
-            </w:pPr>
             <w:r>
-              <w:rPr>
-                <w:b w:val="0"/>
-                <w:sz w:val="20"/>
-              </w:rPr>
-              <w:t>自动执行</w:t>
+              <w:t>FastAPI 装配、SQLite、Mock Bank Core 与请求模型</w:t>
+            </w:r>
+          </w:p>
+        </w:tc>
+      </w:tr>
+      <w:tr>
+        <w:tc>
+          <w:tcPr>
+            <w:tcW w:type="dxa" w:w="5112"/>
+          </w:tcPr>
+          <w:p>
+            <w:r>
+              <w:t>NLP/backend</w:t>
             </w:r>
           </w:p>
         </w:tc>
         <w:tc>
           <w:tcPr>
-            <w:tcW w:type="dxa" w:w="6624"/>
-            <w:vAlign w:val="center"/>
-            <w:tcBorders>
-              <w:top w:val="single" w:sz="4" w:color="D9D9D9"/>
-              <w:left w:val="single" w:sz="4" w:color="D9D9D9"/>
-              <w:bottom w:val="single" w:sz="4" w:color="D9D9D9"/>
-              <w:right w:val="single" w:sz="4" w:color="D9D9D9"/>
-            </w:tcBorders>
-            <w:tcMar>
-              <w:top w:w="85" w:type="dxa"/>
-              <w:left w:w="85" w:type="dxa"/>
-              <w:bottom w:w="85" w:type="dxa"/>
-              <w:right w:w="85" w:type="dxa"/>
-            </w:tcMar>
-            <w:shd w:fill="FFFFFF"/>
+            <w:tcW w:type="dxa" w:w="5112"/>
           </w:tcPr>
           <w:p>
-            <w:pPr>
-              <w:spacing w:after="60" w:line="269" w:lineRule="auto"/>
-            </w:pPr>
             <w:r>
-              <w:rPr>
-                <w:b w:val="0"/>
-                <w:sz w:val="20"/>
-              </w:rPr>
-              <w:t>余额 账单 产品 订阅等只读查询</w:t>
+              <w:t>金额/上海业务日期规范化、规则/LLM Planner、有界语义</w:t>
             </w:r>
           </w:p>
         </w:tc>
       </w:tr>
       <w:tr>
-        <w:trPr>
-          <w:cantSplit/>
-        </w:trPr>
         <w:tc>
           <w:tcPr>
-            <w:tcW w:type="dxa" w:w="1008"/>
-            <w:vAlign w:val="center"/>
-            <w:tcBorders>
-              <w:top w:val="single" w:sz="4" w:color="D9D9D9"/>
-              <w:left w:val="single" w:sz="4" w:color="D9D9D9"/>
-              <w:bottom w:val="single" w:sz="4" w:color="D9D9D9"/>
-              <w:right w:val="single" w:sz="4" w:color="D9D9D9"/>
-            </w:tcBorders>
-            <w:tcMar>
-              <w:top w:w="85" w:type="dxa"/>
-              <w:left w:w="85" w:type="dxa"/>
-              <w:bottom w:w="85" w:type="dxa"/>
-              <w:right w:w="85" w:type="dxa"/>
-            </w:tcMar>
-            <w:shd w:fill="F5F7F9"/>
+            <w:tcW w:type="dxa" w:w="5112"/>
           </w:tcPr>
           <w:p>
-            <w:pPr>
-              <w:spacing w:after="60" w:line="269" w:lineRule="auto"/>
-            </w:pPr>
             <w:r>
-              <w:rPr>
-                <w:b w:val="0"/>
-                <w:sz w:val="20"/>
-              </w:rPr>
-              <w:t>黄色</w:t>
+              <w:t>plans/backend</w:t>
             </w:r>
           </w:p>
         </w:tc>
         <w:tc>
           <w:tcPr>
-            <w:tcW w:type="dxa" w:w="2304"/>
-            <w:vAlign w:val="center"/>
-            <w:tcBorders>
-              <w:top w:val="single" w:sz="4" w:color="D9D9D9"/>
-              <w:left w:val="single" w:sz="4" w:color="D9D9D9"/>
-              <w:bottom w:val="single" w:sz="4" w:color="D9D9D9"/>
-              <w:right w:val="single" w:sz="4" w:color="D9D9D9"/>
-            </w:tcBorders>
-            <w:tcMar>
-              <w:top w:w="85" w:type="dxa"/>
-              <w:left w:w="85" w:type="dxa"/>
-              <w:bottom w:w="85" w:type="dxa"/>
-              <w:right w:w="85" w:type="dxa"/>
-            </w:tcMar>
-            <w:shd w:fill="F5F7F9"/>
+            <w:tcW w:type="dxa" w:w="5112"/>
           </w:tcPr>
           <w:p>
-            <w:pPr>
-              <w:spacing w:after="60" w:line="269" w:lineRule="auto"/>
-            </w:pPr>
             <w:r>
-              <w:rPr>
-                <w:b w:val="0"/>
-                <w:sz w:val="20"/>
-              </w:rPr>
-              <w:t>展示详情并确认</w:t>
+              <w:t>计划契约、DAG 编译与 plan_hash</w:t>
+            </w:r>
+          </w:p>
+        </w:tc>
+      </w:tr>
+      <w:tr>
+        <w:tc>
+          <w:tcPr>
+            <w:tcW w:type="dxa" w:w="5112"/>
+          </w:tcPr>
+          <w:p>
+            <w:r>
+              <w:t>agent/backend</w:t>
             </w:r>
           </w:p>
         </w:tc>
         <w:tc>
           <w:tcPr>
-            <w:tcW w:type="dxa" w:w="6624"/>
-            <w:vAlign w:val="center"/>
-            <w:tcBorders>
-              <w:top w:val="single" w:sz="4" w:color="D9D9D9"/>
-              <w:left w:val="single" w:sz="4" w:color="D9D9D9"/>
-              <w:bottom w:val="single" w:sz="4" w:color="D9D9D9"/>
-              <w:right w:val="single" w:sz="4" w:color="D9D9D9"/>
-            </w:tcBorders>
-            <w:tcMar>
-              <w:top w:w="85" w:type="dxa"/>
-              <w:left w:w="85" w:type="dxa"/>
-              <w:bottom w:w="85" w:type="dxa"/>
-              <w:right w:w="85" w:type="dxa"/>
-            </w:tcMar>
-            <w:shd w:fill="F5F7F9"/>
+            <w:tcW w:type="dxa" w:w="5112"/>
           </w:tcPr>
           <w:p>
-            <w:pPr>
-              <w:spacing w:after="60" w:line="269" w:lineRule="auto"/>
-            </w:pPr>
             <w:r>
-              <w:rPr>
-                <w:b w:val="0"/>
-                <w:sz w:val="20"/>
-              </w:rPr>
-              <w:t>小额转账且预计日累计≤1000元 取消订阅</w:t>
+              <w:t>风险、网关、调度、确认、MFA、补偿、沙箱与审计</w:t>
             </w:r>
           </w:p>
         </w:tc>
       </w:tr>
       <w:tr>
-        <w:trPr>
-          <w:cantSplit/>
-        </w:trPr>
         <w:tc>
           <w:tcPr>
-            <w:tcW w:type="dxa" w:w="1008"/>
-            <w:vAlign w:val="center"/>
-            <w:tcBorders>
-              <w:top w:val="single" w:sz="4" w:color="D9D9D9"/>
-              <w:left w:val="single" w:sz="4" w:color="D9D9D9"/>
-              <w:bottom w:val="single" w:sz="4" w:color="D9D9D9"/>
-              <w:right w:val="single" w:sz="4" w:color="D9D9D9"/>
-            </w:tcBorders>
-            <w:tcMar>
-              <w:top w:w="85" w:type="dxa"/>
-              <w:left w:w="85" w:type="dxa"/>
-              <w:bottom w:w="85" w:type="dxa"/>
-              <w:right w:w="85" w:type="dxa"/>
-            </w:tcMar>
-            <w:shd w:fill="FFFFFF"/>
+            <w:tcW w:type="dxa" w:w="5112"/>
           </w:tcPr>
           <w:p>
-            <w:pPr>
-              <w:spacing w:after="60" w:line="269" w:lineRule="auto"/>
-            </w:pPr>
             <w:r>
-              <w:rPr>
-                <w:b w:val="0"/>
-                <w:sz w:val="20"/>
-              </w:rPr>
-              <w:t>红色</w:t>
+              <w:t>skills/backend</w:t>
             </w:r>
           </w:p>
         </w:tc>
         <w:tc>
           <w:tcPr>
-            <w:tcW w:type="dxa" w:w="2304"/>
-            <w:vAlign w:val="center"/>
-            <w:tcBorders>
-              <w:top w:val="single" w:sz="4" w:color="D9D9D9"/>
-              <w:left w:val="single" w:sz="4" w:color="D9D9D9"/>
-              <w:bottom w:val="single" w:sz="4" w:color="D9D9D9"/>
-              <w:right w:val="single" w:sz="4" w:color="D9D9D9"/>
-            </w:tcBorders>
-            <w:tcMar>
-              <w:top w:w="85" w:type="dxa"/>
-              <w:left w:w="85" w:type="dxa"/>
-              <w:bottom w:w="85" w:type="dxa"/>
-              <w:right w:w="85" w:type="dxa"/>
-            </w:tcMar>
-            <w:shd w:fill="FFFFFF"/>
+            <w:tcW w:type="dxa" w:w="5112"/>
           </w:tcPr>
           <w:p>
-            <w:pPr>
-              <w:spacing w:after="60" w:line="269" w:lineRule="auto"/>
-            </w:pPr>
             <w:r>
-              <w:rPr>
-                <w:b w:val="0"/>
-                <w:sz w:val="20"/>
-              </w:rPr>
-              <w:t>确认加演示 MFA</w:t>
-            </w:r>
-          </w:p>
-        </w:tc>
-        <w:tc>
-          <w:tcPr>
-            <w:tcW w:type="dxa" w:w="6624"/>
-            <w:vAlign w:val="center"/>
-            <w:tcBorders>
-              <w:top w:val="single" w:sz="4" w:color="D9D9D9"/>
-              <w:left w:val="single" w:sz="4" w:color="D9D9D9"/>
-              <w:bottom w:val="single" w:sz="4" w:color="D9D9D9"/>
-              <w:right w:val="single" w:sz="4" w:color="D9D9D9"/>
-            </w:tcBorders>
-            <w:tcMar>
-              <w:top w:w="85" w:type="dxa"/>
-              <w:left w:w="85" w:type="dxa"/>
-              <w:bottom w:w="85" w:type="dxa"/>
-              <w:right w:w="85" w:type="dxa"/>
-            </w:tcMar>
-            <w:shd w:fill="FFFFFF"/>
-          </w:tcPr>
-          <w:p>
-            <w:pPr>
-              <w:spacing w:after="60" w:line="269" w:lineRule="auto"/>
-            </w:pPr>
-            <w:r>
-              <w:rPr>
-                <w:b w:val="0"/>
-                <w:sz w:val="20"/>
-              </w:rPr>
-              <w:t>预计日累计&gt;1000元 挂失 密码修改 理财申购</w:t>
+              <w:t>银行工具与自动发现的场景模块</w:t>
             </w:r>
           </w:p>
         </w:tc>
       </w:tr>
     </w:tbl>
     <w:p>
-      <w:pPr>
-        <w:spacing w:after="0"/>
-      </w:pPr>
-    </w:p>
-    <w:p>
       <w:r>
-        <w:t>单笔转账超过 5000 元也是红色触发条件。卡片设置、赎回和定时任务按各自规则判断，不能把一个金额阈值当作所有工具通用的授权条件。风险原因随响应、确认和审计显示。</w:t>
-      </w:r>
-    </w:p>
-    <w:p>
-      <w:r>
-        <w:rPr>
-          <w:sz w:val="18"/>
-        </w:rPr>
-        <w:t>代码依据  planning/compiler.py；planning/llm.py；planning/rule.py；risk.py；risk_rules.py；gateway.py；scenarios/*。</w:t>
+        <w:t>根目录运行 python3 scripts/assemble.py 组装至 .runtime/；生成目录不作为第二份源码维护。</w:t>
       </w:r>
     </w:p>
     <w:p>
       <w:pPr>
         <w:pStyle w:val="Heading1"/>
-        <w:pageBreakBefore/>
       </w:pPr>
       <w:r>
-        <w:t>4 确认执行和跨场景任务</w:t>
-      </w:r>
-    </w:p>
-    <w:p>
-      <w:pPr>
-        <w:pStyle w:val="Heading2"/>
-      </w:pPr>
-      <w:r>
-        <w:t>4 1 确认绑定与幂等</w:t>
+        <w:t>3. 核心算法与机制</w:t>
       </w:r>
     </w:p>
     <w:p>
       <w:r>
-        <w:t>ActionEnvelope 绑定用户、计划哈希、步骤和工具、参数哈希、风险、权限、nonce 和有效期。确认后服务端重新计算和比对，任一不一致拒绝执行；已消费 nonce 不能重放。默认确认有效期 300 秒。红色任务还需 MFA Provider 校验，固定 OTP 和模拟生物识别只用于本地演示。</w:t>
+        <w:t>1. 语义处理：规范化中文金额和 Asia/Shanghai 业务日期；SemanticFrame 携带原文证据、受控实体及缺失/歧义说明。未知对象、多义金额、不支持的条件或多动作返回澄清，不能静默丢步骤并执行剩余动作。</w:t>
       </w:r>
     </w:p>
     <w:p>
       <w:r>
-        <w:t>发起和确认使用 Idempotency-Key。同一逻辑请求重试复用原键，返回首次结果或处理中状态；内容变化不能复用原键。断线或超时保留原请求凭据并先查询结果，避免重复产生动作或扣款。刷新快照只用于定位任务，计划和风险必须重新向服务端核对。</w:t>
-      </w:r>
-    </w:p>
-    <w:p>
-      <w:pPr>
-        <w:pStyle w:val="Heading2"/>
-      </w:pPr>
-      <w:r>
-        <w:t>4 2 两类跨场景 DAG</w:t>
+        <w:t>2. 计划编译：验证工具目录、输入 Schema、步骤 ID 和依赖，检测环并拓扑排序；规范化计划后计算 SHA-256 plan_hash。模型候选须经字段白名单和冲突校验。</w:t>
       </w:r>
     </w:p>
     <w:p>
       <w:r>
-        <w:t>账单联动为 query_bill → cancel_subscription。第二步引用第一步实际返回的 suspicious_subscription_id，使取消对象来自本次分析，而不是模型猜测。若不存在目标，应停止并解释。</w:t>
+        <w:t>3. 动态风险：最终等级取工具基线与确定性规则的最大值，模型不能降级风险。日累计转账包含本次；≤1000 元的小额转账需确认，&gt;1000 元升级红色；挂失、理财申购等按工具基线要求强验证。</w:t>
       </w:r>
     </w:p>
     <w:p>
       <w:r>
-        <w:t>生日联动为查询联系人生日 → 锁定预算 → 预订鲜花 → 预订蛋糕。服务计划写入定时任务，由到期调度执行，本地可时间快进演示。预算解锁通过补偿链完成。所有预订均为模拟记录，不向真实商户下单。</w:t>
-      </w:r>
-    </w:p>
-    <w:p>
-      <w:pPr>
-        <w:pStyle w:val="Heading2"/>
-      </w:pPr>
-      <w:r>
-        <w:t>4 3 暂停回退与人工接管</w:t>
+        <w:t>4. 统一网关：注入扫描、AuthzService 能力、工具授权和风险分级共同决定 allow/confirm/deny。撤权后旧确认不能执行；前端不维护另一套权限矩阵。</w:t>
       </w:r>
     </w:p>
     <w:p>
       <w:r>
-        <w:t>执行在节点之间暂停，恢复不重复已完成节点。失败后根据 journal 逆序补偿，反向工具同样复检权限和风险。不可逆节点或补偿失败转 UNKNOWN，要求人工对账，不自动重试。RECONCILED 表示已记录核查结论，不代表资金冲正；ROLLED_BACK 仍须核对逐步补偿结果。</w:t>
+        <w:t>5. 执行绑定：确认绑定用户、计划与参数哈希、风险、权限、nonce 和有效期，执行前重新核验；不一致返回 409。Idempotency-Key 重试复用首次结果，防止第二次扣款。</w:t>
       </w:r>
     </w:p>
     <w:p>
       <w:r>
-        <w:rPr>
-          <w:sz w:val="18"/>
-        </w:rPr>
-        <w:t>代码依据  trust/action_envelope.py；trust/idempotency.py；trust/state_machine.py；scheduler.py；scenarios/automation.py；extensions/compensation.py。</w:t>
+        <w:t>6. 执行守卫：所有工具及补偿经 ToolExecutor、SandboxGuard 与审计，约束网络、超时、入出体积和工具白名单。线程超时不等于 OS 强制终止。</w:t>
+      </w:r>
+    </w:p>
+    <w:p>
+      <w:r>
+        <w:t>7. 恢复与审计：DAG 支持步骤间暂停/恢复、受控逆序补偿；不可逆动作不伪装可回滚。UNKNOWN 不自动重试，进入人工核对。SHA-256 审计链记录指令、路径、参数、确认和结果，证据按 source/verified/verification_kind 分层。</w:t>
       </w:r>
     </w:p>
     <w:p>
       <w:pPr>
         <w:pStyle w:val="Heading1"/>
-        <w:pageBreakBefore/>
       </w:pPr>
       <w:r>
-        <w:t>5 前端可靠性与交互闭环</w:t>
+        <w:t>4. 最小多轮转账</w:t>
       </w:r>
     </w:p>
     <w:p>
       <w:r>
-        <w:t>控制台包含银行概览、场景数据、任务、权限、能力演示、运维和审计。概览和场景数据为只读视图；任务页集中呈现指令、计划、风险、确认和回执。权限从 /authz/me 获取，加载失败关闭写入口。readiness 未就绪时同样禁用写操作；服务端独立执行拒绝。</w:t>
-      </w:r>
-    </w:p>
-    <w:p>
-      <w:pPr>
-        <w:pStyle w:val="Heading2"/>
-      </w:pPr>
-      <w:r>
-        <w:t>5 1 用户需要检查的执行事实</w:t>
+        <w:t>“给妈妈转钱 → 五百 → 改成三百 → 旧确认失效 → 重新确认 → 我刚才转了多少/转给谁”。</w:t>
       </w:r>
     </w:p>
     <w:p>
       <w:r>
-        <w:t>确认界面显示对象、金额、卡片、操作后果、风险原因和有效期。查询结果、人工确认、策略判断与哈希链校验分别标记来源。前端不能用模型推断或上一轮成功结果代替当前银行事实。业务失败、明确拒绝与结果未知必须分别呈现。</w:t>
-      </w:r>
-    </w:p>
-    <w:p>
-      <w:r>
-        <w:t>本轮修正包括保留非 JSON 错误的 HTTP 状态、取消后不重复显示为当前异常订阅、未知理财风险保守显示、失败时要求核对记录。每日限额摘要改为读取实际 daily_limit_cny 参数并显示金额，避免用户确认时只看见卡片而看不到新限额。</w:t>
-      </w:r>
-    </w:p>
-    <w:p>
-      <w:pPr>
-        <w:pStyle w:val="Heading2"/>
-      </w:pPr>
-      <w:r>
-        <w:t>5 2 断线恢复与异步状态</w:t>
-      </w:r>
-    </w:p>
-    <w:p>
-      <w:r>
-        <w:t>断线不等于未执行，保留原键查询结果；明确拒绝显示可采取的下一步。角色变化、刷新恢复和异步加载必须以当前后端策略为准。金额与日期分别格式化，长标识和长结果在移动布局中可换行或滚动。浏览器实际检查结果见随附本轮验收记录。</w:t>
-      </w:r>
-    </w:p>
-    <w:p>
-      <w:pPr>
-        <w:pStyle w:val="Heading2"/>
-      </w:pPr>
-      <w:r>
-        <w:t>5 3 多渠道连接</w:t>
-      </w:r>
-    </w:p>
-    <w:p>
-      <w:r>
-        <w:t>IM、CLI 和 webhook 适配器复用同一 Planner、风险、网关、MFA 与审计；message_id 用于重复投递回放。目前是本地协议适配演示，尚未连接真实平台、验证平台签名或绑定真实用户。前端呈现模拟 MFA 提示，不伪装成真实短信或人脸识别。</w:t>
-      </w:r>
-    </w:p>
-    <w:p>
-      <w:r>
-        <w:rPr>
-          <w:sz w:val="18"/>
-        </w:rPr>
-        <w:t>代码依据  frontend/src/App.tsx；api.ts；viewModel.ts；session.ts；components/ConfirmationModal.tsx；TaskConsolePage.tsx；channels/im.py；extensions/im.py。</w:t>
+        <w:t>每个会话只有一个活动草稿，按用户隔离，以 session_id/draft_id/version 定位；补槽只接受缺失金额，修订只允许未执行草稿金额。重新编译产生新哈希、新 nonce、新风险评估与新确认，旧确认返回 409。联系人转账既有固定出账账户 ACC-1001 通过受限 Schema 默认值进入编译参数及哈希，确认摘要直接显示该服务端事实，不能改用其他账户。历史查询读取本人实际 Mock 流水，无记录不编造。</w:t>
       </w:r>
     </w:p>
     <w:p>
       <w:pPr>
         <w:pStyle w:val="Heading1"/>
-        <w:pageBreakBefore/>
       </w:pPr>
       <w:r>
-        <w:t>6 部署和演示验收</w:t>
+        <w:t>5. 验证与效果边界</w:t>
       </w:r>
     </w:p>
     <w:p>
       <w:r>
-        <w:t>后端需要 Linux 或 WSL 环境，因为 db.py 使用 fcntl，不能直接在原生 Windows 运行。环境为 Python 3.11 及以上，Node 版本遵循 frontend/package.json 的 engines；推荐 uv 与 pnpm 使用锁文件。仅绑定本机。规则模式无需模型密钥；LLM 模式在 backend/.env 配置，真实密钥不能进入代码包。</w:t>
+        <w:t>自动验证包括后端/前端/组装器测试、六场景脚本、API 契约、lint/build、独立演示库启动与审计，以及真实 Chromium/Vite/FastAPI/SQLite 浏览器链路。当前结果及原始日志统一见收尾记录，避免在多处复制易漂移数字。</w:t>
+      </w:r>
+    </w:p>
+    <w:p>
+      <w:r>
+        <w:t>离线评测保持开发与保留集表达家族隔离；报告完整计划、关键参数、澄清、条件和安全误写。人工金标复核仍 pending，真实模型对照按用户选择暂缓；离线成绩不能冒充真实模型成绩。390px 自动浏览器检查也不能替代人工手机、物理键盘和屏幕阅读器验收。</w:t>
       </w:r>
     </w:p>
     <w:p>
       <w:pPr>
-        <w:spacing w:after="60"/>
+        <w:pStyle w:val="Heading1"/>
       </w:pPr>
       <w:r>
-        <w:rPr>
-          <w:rFonts w:ascii="Consolas" w:hAnsi="Consolas"/>
-          <w:sz w:val="18"/>
-        </w:rPr>
-        <w:t>cd backend</w:t>
-      </w:r>
-    </w:p>
-    <w:p>
-      <w:pPr>
-        <w:spacing w:after="60"/>
-      </w:pPr>
-      <w:r>
-        <w:rPr>
-          <w:rFonts w:ascii="Consolas" w:hAnsi="Consolas"/>
-          <w:sz w:val="18"/>
-        </w:rPr>
-        <w:t>uv sync --frozen</w:t>
-      </w:r>
-    </w:p>
-    <w:p>
-      <w:pPr>
-        <w:spacing w:after="60"/>
-      </w:pPr>
-      <w:r>
-        <w:rPr>
-          <w:rFonts w:ascii="Consolas" w:hAnsi="Consolas"/>
-          <w:sz w:val="18"/>
-        </w:rPr>
-        <w:t>uv run uvicorn aegisbank_api.main:app --host 127.0.0.1 --port 8000</w:t>
-      </w:r>
-    </w:p>
-    <w:p>
-      <w:pPr>
-        <w:spacing w:after="60"/>
-      </w:pPr>
-    </w:p>
-    <w:p>
-      <w:pPr>
-        <w:spacing w:after="60"/>
-      </w:pPr>
-      <w:r>
-        <w:rPr>
-          <w:rFonts w:ascii="Consolas" w:hAnsi="Consolas"/>
-          <w:sz w:val="18"/>
-        </w:rPr>
-        <w:t># 另开终端 从项目根目录启动前端</w:t>
-      </w:r>
-    </w:p>
-    <w:p>
-      <w:pPr>
-        <w:spacing w:after="60"/>
-      </w:pPr>
-      <w:r>
-        <w:rPr>
-          <w:rFonts w:ascii="Consolas" w:hAnsi="Consolas"/>
-          <w:sz w:val="18"/>
-        </w:rPr>
-        <w:t>cd frontend</w:t>
-      </w:r>
-    </w:p>
-    <w:p>
-      <w:pPr>
-        <w:spacing w:after="60"/>
-      </w:pPr>
-      <w:r>
-        <w:rPr>
-          <w:rFonts w:ascii="Consolas" w:hAnsi="Consolas"/>
-          <w:sz w:val="18"/>
-        </w:rPr>
-        <w:t>pnpm install --frozen-lockfile</w:t>
-      </w:r>
-    </w:p>
-    <w:p>
-      <w:pPr>
-        <w:spacing w:after="60"/>
-      </w:pPr>
-      <w:r>
-        <w:rPr>
-          <w:rFonts w:ascii="Consolas" w:hAnsi="Consolas"/>
-          <w:sz w:val="18"/>
-        </w:rPr>
-        <w:t>pnpm dev</w:t>
+        <w:t>6. 已知限制</w:t>
       </w:r>
     </w:p>
     <w:p>
       <w:r>
-        <w:t>访问 http://127.0.0.1:5173；API 文档为 http://127.0.0.1:8000/docs。Vite 将 /api 转发到 8000 端口。SQLite 首次启动初始化模拟种子。重置演示库前先停止后端，避免改动正在使用的数据。</w:t>
-      </w:r>
-    </w:p>
-    <w:tbl>
-      <w:tblPr>
-        <w:tblW w:type="auto" w:w="0"/>
-        <w:tblLayout w:type="fixed"/>
-        <w:tblLook w:firstColumn="1" w:firstRow="1" w:lastColumn="0" w:lastRow="0" w:noHBand="0" w:noVBand="1" w:val="04A0"/>
-      </w:tblPr>
-      <w:tblGrid>
-        <w:gridCol w:w="1008"/>
-        <w:gridCol w:w="3888"/>
-        <w:gridCol w:w="5040"/>
-      </w:tblGrid>
-      <w:tr>
-        <w:trPr>
-          <w:cantSplit/>
-          <w:tblHeader/>
-        </w:trPr>
-        <w:tc>
-          <w:tcPr>
-            <w:tcW w:type="dxa" w:w="1008"/>
-            <w:vAlign w:val="center"/>
-            <w:tcBorders>
-              <w:top w:val="single" w:sz="4" w:color="D9D9D9"/>
-              <w:left w:val="single" w:sz="4" w:color="D9D9D9"/>
-              <w:bottom w:val="single" w:sz="4" w:color="D9D9D9"/>
-              <w:right w:val="single" w:sz="4" w:color="D9D9D9"/>
-            </w:tcBorders>
-            <w:tcMar>
-              <w:top w:w="85" w:type="dxa"/>
-              <w:left w:w="85" w:type="dxa"/>
-              <w:bottom w:w="85" w:type="dxa"/>
-              <w:right w:w="85" w:type="dxa"/>
-            </w:tcMar>
-            <w:shd w:fill="E5EDF5"/>
-          </w:tcPr>
-          <w:p>
-            <w:pPr>
-              <w:spacing w:after="60" w:line="269" w:lineRule="auto"/>
-            </w:pPr>
-            <w:r>
-              <w:rPr>
-                <w:b/>
-                <w:sz w:val="20"/>
-              </w:rPr>
-              <w:t>阶段</w:t>
-            </w:r>
-          </w:p>
-        </w:tc>
-        <w:tc>
-          <w:tcPr>
-            <w:tcW w:type="dxa" w:w="3888"/>
-            <w:vAlign w:val="center"/>
-            <w:tcBorders>
-              <w:top w:val="single" w:sz="4" w:color="D9D9D9"/>
-              <w:left w:val="single" w:sz="4" w:color="D9D9D9"/>
-              <w:bottom w:val="single" w:sz="4" w:color="D9D9D9"/>
-              <w:right w:val="single" w:sz="4" w:color="D9D9D9"/>
-            </w:tcBorders>
-            <w:tcMar>
-              <w:top w:w="85" w:type="dxa"/>
-              <w:left w:w="85" w:type="dxa"/>
-              <w:bottom w:w="85" w:type="dxa"/>
-              <w:right w:w="85" w:type="dxa"/>
-            </w:tcMar>
-            <w:shd w:fill="E5EDF5"/>
-          </w:tcPr>
-          <w:p>
-            <w:pPr>
-              <w:spacing w:after="60" w:line="269" w:lineRule="auto"/>
-            </w:pPr>
-            <w:r>
-              <w:rPr>
-                <w:b/>
-                <w:sz w:val="20"/>
-              </w:rPr>
-              <w:t>检查项目</w:t>
-            </w:r>
-          </w:p>
-        </w:tc>
-        <w:tc>
-          <w:tcPr>
-            <w:tcW w:type="dxa" w:w="5040"/>
-            <w:vAlign w:val="center"/>
-            <w:tcBorders>
-              <w:top w:val="single" w:sz="4" w:color="D9D9D9"/>
-              <w:left w:val="single" w:sz="4" w:color="D9D9D9"/>
-              <w:bottom w:val="single" w:sz="4" w:color="D9D9D9"/>
-              <w:right w:val="single" w:sz="4" w:color="D9D9D9"/>
-            </w:tcBorders>
-            <w:tcMar>
-              <w:top w:w="85" w:type="dxa"/>
-              <w:left w:w="85" w:type="dxa"/>
-              <w:bottom w:w="85" w:type="dxa"/>
-              <w:right w:w="85" w:type="dxa"/>
-            </w:tcMar>
-            <w:shd w:fill="E5EDF5"/>
-          </w:tcPr>
-          <w:p>
-            <w:pPr>
-              <w:spacing w:after="60" w:line="269" w:lineRule="auto"/>
-            </w:pPr>
-            <w:r>
-              <w:rPr>
-                <w:b/>
-                <w:sz w:val="20"/>
-              </w:rPr>
-              <w:t>通过依据</w:t>
-            </w:r>
-          </w:p>
-        </w:tc>
-      </w:tr>
-      <w:tr>
-        <w:trPr>
-          <w:cantSplit/>
-        </w:trPr>
-        <w:tc>
-          <w:tcPr>
-            <w:tcW w:type="dxa" w:w="1008"/>
-            <w:vAlign w:val="center"/>
-            <w:tcBorders>
-              <w:top w:val="single" w:sz="4" w:color="D9D9D9"/>
-              <w:left w:val="single" w:sz="4" w:color="D9D9D9"/>
-              <w:bottom w:val="single" w:sz="4" w:color="D9D9D9"/>
-              <w:right w:val="single" w:sz="4" w:color="D9D9D9"/>
-            </w:tcBorders>
-            <w:tcMar>
-              <w:top w:w="85" w:type="dxa"/>
-              <w:left w:w="85" w:type="dxa"/>
-              <w:bottom w:w="85" w:type="dxa"/>
-              <w:right w:w="85" w:type="dxa"/>
-            </w:tcMar>
-            <w:shd w:fill="FFFFFF"/>
-          </w:tcPr>
-          <w:p>
-            <w:pPr>
-              <w:spacing w:after="60" w:line="269" w:lineRule="auto"/>
-            </w:pPr>
-            <w:r>
-              <w:rPr>
-                <w:b w:val="0"/>
-                <w:sz w:val="20"/>
-              </w:rPr>
-              <w:t>启动</w:t>
-            </w:r>
-          </w:p>
-        </w:tc>
-        <w:tc>
-          <w:tcPr>
-            <w:tcW w:type="dxa" w:w="3888"/>
-            <w:vAlign w:val="center"/>
-            <w:tcBorders>
-              <w:top w:val="single" w:sz="4" w:color="D9D9D9"/>
-              <w:left w:val="single" w:sz="4" w:color="D9D9D9"/>
-              <w:bottom w:val="single" w:sz="4" w:color="D9D9D9"/>
-              <w:right w:val="single" w:sz="4" w:color="D9D9D9"/>
-            </w:tcBorders>
-            <w:tcMar>
-              <w:top w:w="85" w:type="dxa"/>
-              <w:left w:w="85" w:type="dxa"/>
-              <w:bottom w:w="85" w:type="dxa"/>
-              <w:right w:w="85" w:type="dxa"/>
-            </w:tcMar>
-            <w:shd w:fill="FFFFFF"/>
-          </w:tcPr>
-          <w:p>
-            <w:pPr>
-              <w:spacing w:after="60" w:line="269" w:lineRule="auto"/>
-            </w:pPr>
-            <w:r>
-              <w:rPr>
-                <w:b w:val="0"/>
-                <w:sz w:val="20"/>
-              </w:rPr>
-              <w:t>就绪 工具清单 当前角色</w:t>
-            </w:r>
-          </w:p>
-        </w:tc>
-        <w:tc>
-          <w:tcPr>
-            <w:tcW w:type="dxa" w:w="5040"/>
-            <w:vAlign w:val="center"/>
-            <w:tcBorders>
-              <w:top w:val="single" w:sz="4" w:color="D9D9D9"/>
-              <w:left w:val="single" w:sz="4" w:color="D9D9D9"/>
-              <w:bottom w:val="single" w:sz="4" w:color="D9D9D9"/>
-              <w:right w:val="single" w:sz="4" w:color="D9D9D9"/>
-            </w:tcBorders>
-            <w:tcMar>
-              <w:top w:w="85" w:type="dxa"/>
-              <w:left w:w="85" w:type="dxa"/>
-              <w:bottom w:w="85" w:type="dxa"/>
-              <w:right w:w="85" w:type="dxa"/>
-            </w:tcMar>
-            <w:shd w:fill="FFFFFF"/>
-          </w:tcPr>
-          <w:p>
-            <w:pPr>
-              <w:spacing w:after="60" w:line="269" w:lineRule="auto"/>
-            </w:pPr>
-            <w:r>
-              <w:rPr>
-                <w:b w:val="0"/>
-                <w:sz w:val="20"/>
-              </w:rPr>
-              <w:t>ready且权限可用</w:t>
-            </w:r>
-          </w:p>
-        </w:tc>
-      </w:tr>
-      <w:tr>
-        <w:trPr>
-          <w:cantSplit/>
-        </w:trPr>
-        <w:tc>
-          <w:tcPr>
-            <w:tcW w:type="dxa" w:w="1008"/>
-            <w:vAlign w:val="center"/>
-            <w:tcBorders>
-              <w:top w:val="single" w:sz="4" w:color="D9D9D9"/>
-              <w:left w:val="single" w:sz="4" w:color="D9D9D9"/>
-              <w:bottom w:val="single" w:sz="4" w:color="D9D9D9"/>
-              <w:right w:val="single" w:sz="4" w:color="D9D9D9"/>
-            </w:tcBorders>
-            <w:tcMar>
-              <w:top w:w="85" w:type="dxa"/>
-              <w:left w:w="85" w:type="dxa"/>
-              <w:bottom w:w="85" w:type="dxa"/>
-              <w:right w:w="85" w:type="dxa"/>
-            </w:tcMar>
-            <w:shd w:fill="F5F7F9"/>
-          </w:tcPr>
-          <w:p>
-            <w:pPr>
-              <w:spacing w:after="60" w:line="269" w:lineRule="auto"/>
-            </w:pPr>
-            <w:r>
-              <w:rPr>
-                <w:b w:val="0"/>
-                <w:sz w:val="20"/>
-              </w:rPr>
-              <w:t>绿色</w:t>
-            </w:r>
-          </w:p>
-        </w:tc>
-        <w:tc>
-          <w:tcPr>
-            <w:tcW w:type="dxa" w:w="3888"/>
-            <w:vAlign w:val="center"/>
-            <w:tcBorders>
-              <w:top w:val="single" w:sz="4" w:color="D9D9D9"/>
-              <w:left w:val="single" w:sz="4" w:color="D9D9D9"/>
-              <w:bottom w:val="single" w:sz="4" w:color="D9D9D9"/>
-              <w:right w:val="single" w:sz="4" w:color="D9D9D9"/>
-            </w:tcBorders>
-            <w:tcMar>
-              <w:top w:w="85" w:type="dxa"/>
-              <w:left w:w="85" w:type="dxa"/>
-              <w:bottom w:w="85" w:type="dxa"/>
-              <w:right w:w="85" w:type="dxa"/>
-            </w:tcMar>
-            <w:shd w:fill="F5F7F9"/>
-          </w:tcPr>
-          <w:p>
-            <w:pPr>
-              <w:spacing w:after="60" w:line="269" w:lineRule="auto"/>
-            </w:pPr>
-            <w:r>
-              <w:rPr>
-                <w:b w:val="0"/>
-                <w:sz w:val="20"/>
-              </w:rPr>
-              <w:t>账单或产品查询</w:t>
-            </w:r>
-          </w:p>
-        </w:tc>
-        <w:tc>
-          <w:tcPr>
-            <w:tcW w:type="dxa" w:w="5040"/>
-            <w:vAlign w:val="center"/>
-            <w:tcBorders>
-              <w:top w:val="single" w:sz="4" w:color="D9D9D9"/>
-              <w:left w:val="single" w:sz="4" w:color="D9D9D9"/>
-              <w:bottom w:val="single" w:sz="4" w:color="D9D9D9"/>
-              <w:right w:val="single" w:sz="4" w:color="D9D9D9"/>
-            </w:tcBorders>
-            <w:tcMar>
-              <w:top w:w="85" w:type="dxa"/>
-              <w:left w:w="85" w:type="dxa"/>
-              <w:bottom w:w="85" w:type="dxa"/>
-              <w:right w:w="85" w:type="dxa"/>
-            </w:tcMar>
-            <w:shd w:fill="F5F7F9"/>
-          </w:tcPr>
-          <w:p>
-            <w:pPr>
-              <w:spacing w:after="60" w:line="269" w:lineRule="auto"/>
-            </w:pPr>
-            <w:r>
-              <w:rPr>
-                <w:b w:val="0"/>
-                <w:sz w:val="20"/>
-              </w:rPr>
-              <w:t>自动执行 结果与证据可见</w:t>
-            </w:r>
-          </w:p>
-        </w:tc>
-      </w:tr>
-      <w:tr>
-        <w:trPr>
-          <w:cantSplit/>
-        </w:trPr>
-        <w:tc>
-          <w:tcPr>
-            <w:tcW w:type="dxa" w:w="1008"/>
-            <w:vAlign w:val="center"/>
-            <w:tcBorders>
-              <w:top w:val="single" w:sz="4" w:color="D9D9D9"/>
-              <w:left w:val="single" w:sz="4" w:color="D9D9D9"/>
-              <w:bottom w:val="single" w:sz="4" w:color="D9D9D9"/>
-              <w:right w:val="single" w:sz="4" w:color="D9D9D9"/>
-            </w:tcBorders>
-            <w:tcMar>
-              <w:top w:w="85" w:type="dxa"/>
-              <w:left w:w="85" w:type="dxa"/>
-              <w:bottom w:w="85" w:type="dxa"/>
-              <w:right w:w="85" w:type="dxa"/>
-            </w:tcMar>
-            <w:shd w:fill="FFFFFF"/>
-          </w:tcPr>
-          <w:p>
-            <w:pPr>
-              <w:spacing w:after="60" w:line="269" w:lineRule="auto"/>
-            </w:pPr>
-            <w:r>
-              <w:rPr>
-                <w:b w:val="0"/>
-                <w:sz w:val="20"/>
-              </w:rPr>
-              <w:t>黄色</w:t>
-            </w:r>
-          </w:p>
-        </w:tc>
-        <w:tc>
-          <w:tcPr>
-            <w:tcW w:type="dxa" w:w="3888"/>
-            <w:vAlign w:val="center"/>
-            <w:tcBorders>
-              <w:top w:val="single" w:sz="4" w:color="D9D9D9"/>
-              <w:left w:val="single" w:sz="4" w:color="D9D9D9"/>
-              <w:bottom w:val="single" w:sz="4" w:color="D9D9D9"/>
-              <w:right w:val="single" w:sz="4" w:color="D9D9D9"/>
-            </w:tcBorders>
-            <w:tcMar>
-              <w:top w:w="85" w:type="dxa"/>
-              <w:left w:w="85" w:type="dxa"/>
-              <w:bottom w:w="85" w:type="dxa"/>
-              <w:right w:w="85" w:type="dxa"/>
-            </w:tcMar>
-            <w:shd w:fill="FFFFFF"/>
-          </w:tcPr>
-          <w:p>
-            <w:pPr>
-              <w:spacing w:after="60" w:line="269" w:lineRule="auto"/>
-            </w:pPr>
-            <w:r>
-              <w:rPr>
-                <w:b w:val="0"/>
-                <w:sz w:val="20"/>
-              </w:rPr>
-              <w:t>小额转账或取消订阅</w:t>
-            </w:r>
-          </w:p>
-        </w:tc>
-        <w:tc>
-          <w:tcPr>
-            <w:tcW w:type="dxa" w:w="5040"/>
-            <w:vAlign w:val="center"/>
-            <w:tcBorders>
-              <w:top w:val="single" w:sz="4" w:color="D9D9D9"/>
-              <w:left w:val="single" w:sz="4" w:color="D9D9D9"/>
-              <w:bottom w:val="single" w:sz="4" w:color="D9D9D9"/>
-              <w:right w:val="single" w:sz="4" w:color="D9D9D9"/>
-            </w:tcBorders>
-            <w:tcMar>
-              <w:top w:w="85" w:type="dxa"/>
-              <w:left w:w="85" w:type="dxa"/>
-              <w:bottom w:w="85" w:type="dxa"/>
-              <w:right w:w="85" w:type="dxa"/>
-            </w:tcMar>
-            <w:shd w:fill="FFFFFF"/>
-          </w:tcPr>
-          <w:p>
-            <w:pPr>
-              <w:spacing w:after="60" w:line="269" w:lineRule="auto"/>
-            </w:pPr>
-            <w:r>
-              <w:rPr>
-                <w:b w:val="0"/>
-                <w:sz w:val="20"/>
-              </w:rPr>
-              <w:t>先确认 拒绝不执行</w:t>
-            </w:r>
-          </w:p>
-        </w:tc>
-      </w:tr>
-      <w:tr>
-        <w:trPr>
-          <w:cantSplit/>
-        </w:trPr>
-        <w:tc>
-          <w:tcPr>
-            <w:tcW w:type="dxa" w:w="1008"/>
-            <w:vAlign w:val="center"/>
-            <w:tcBorders>
-              <w:top w:val="single" w:sz="4" w:color="D9D9D9"/>
-              <w:left w:val="single" w:sz="4" w:color="D9D9D9"/>
-              <w:bottom w:val="single" w:sz="4" w:color="D9D9D9"/>
-              <w:right w:val="single" w:sz="4" w:color="D9D9D9"/>
-            </w:tcBorders>
-            <w:tcMar>
-              <w:top w:w="85" w:type="dxa"/>
-              <w:left w:w="85" w:type="dxa"/>
-              <w:bottom w:w="85" w:type="dxa"/>
-              <w:right w:w="85" w:type="dxa"/>
-            </w:tcMar>
-            <w:shd w:fill="F5F7F9"/>
-          </w:tcPr>
-          <w:p>
-            <w:pPr>
-              <w:spacing w:after="60" w:line="269" w:lineRule="auto"/>
-            </w:pPr>
-            <w:r>
-              <w:rPr>
-                <w:b w:val="0"/>
-                <w:sz w:val="20"/>
-              </w:rPr>
-              <w:t>红色</w:t>
-            </w:r>
-          </w:p>
-        </w:tc>
-        <w:tc>
-          <w:tcPr>
-            <w:tcW w:type="dxa" w:w="3888"/>
-            <w:vAlign w:val="center"/>
-            <w:tcBorders>
-              <w:top w:val="single" w:sz="4" w:color="D9D9D9"/>
-              <w:left w:val="single" w:sz="4" w:color="D9D9D9"/>
-              <w:bottom w:val="single" w:sz="4" w:color="D9D9D9"/>
-              <w:right w:val="single" w:sz="4" w:color="D9D9D9"/>
-            </w:tcBorders>
-            <w:tcMar>
-              <w:top w:w="85" w:type="dxa"/>
-              <w:left w:w="85" w:type="dxa"/>
-              <w:bottom w:w="85" w:type="dxa"/>
-              <w:right w:w="85" w:type="dxa"/>
-            </w:tcMar>
-            <w:shd w:fill="F5F7F9"/>
-          </w:tcPr>
-          <w:p>
-            <w:pPr>
-              <w:spacing w:after="60" w:line="269" w:lineRule="auto"/>
-            </w:pPr>
-            <w:r>
-              <w:rPr>
-                <w:b w:val="0"/>
-                <w:sz w:val="20"/>
-              </w:rPr>
-              <w:t>挂失或理财申购</w:t>
-            </w:r>
-          </w:p>
-        </w:tc>
-        <w:tc>
-          <w:tcPr>
-            <w:tcW w:type="dxa" w:w="5040"/>
-            <w:vAlign w:val="center"/>
-            <w:tcBorders>
-              <w:top w:val="single" w:sz="4" w:color="D9D9D9"/>
-              <w:left w:val="single" w:sz="4" w:color="D9D9D9"/>
-              <w:bottom w:val="single" w:sz="4" w:color="D9D9D9"/>
-              <w:right w:val="single" w:sz="4" w:color="D9D9D9"/>
-            </w:tcBorders>
-            <w:tcMar>
-              <w:top w:w="85" w:type="dxa"/>
-              <w:left w:w="85" w:type="dxa"/>
-              <w:bottom w:w="85" w:type="dxa"/>
-              <w:right w:w="85" w:type="dxa"/>
-            </w:tcMar>
-            <w:shd w:fill="F5F7F9"/>
-          </w:tcPr>
-          <w:p>
-            <w:pPr>
-              <w:spacing w:after="60" w:line="269" w:lineRule="auto"/>
-            </w:pPr>
-            <w:r>
-              <w:rPr>
-                <w:b w:val="0"/>
-                <w:sz w:val="20"/>
-              </w:rPr>
-              <w:t>错误 MFA 不执行 正确才执行</w:t>
-            </w:r>
-          </w:p>
-        </w:tc>
-      </w:tr>
-      <w:tr>
-        <w:trPr>
-          <w:cantSplit/>
-        </w:trPr>
-        <w:tc>
-          <w:tcPr>
-            <w:tcW w:type="dxa" w:w="1008"/>
-            <w:vAlign w:val="center"/>
-            <w:tcBorders>
-              <w:top w:val="single" w:sz="4" w:color="D9D9D9"/>
-              <w:left w:val="single" w:sz="4" w:color="D9D9D9"/>
-              <w:bottom w:val="single" w:sz="4" w:color="D9D9D9"/>
-              <w:right w:val="single" w:sz="4" w:color="D9D9D9"/>
-            </w:tcBorders>
-            <w:tcMar>
-              <w:top w:w="85" w:type="dxa"/>
-              <w:left w:w="85" w:type="dxa"/>
-              <w:bottom w:w="85" w:type="dxa"/>
-              <w:right w:w="85" w:type="dxa"/>
-            </w:tcMar>
-            <w:shd w:fill="FFFFFF"/>
-          </w:tcPr>
-          <w:p>
-            <w:pPr>
-              <w:spacing w:after="60" w:line="269" w:lineRule="auto"/>
-            </w:pPr>
-            <w:r>
-              <w:rPr>
-                <w:b w:val="0"/>
-                <w:sz w:val="20"/>
-              </w:rPr>
-              <w:t>恢复</w:t>
-            </w:r>
-          </w:p>
-        </w:tc>
-        <w:tc>
-          <w:tcPr>
-            <w:tcW w:type="dxa" w:w="3888"/>
-            <w:vAlign w:val="center"/>
-            <w:tcBorders>
-              <w:top w:val="single" w:sz="4" w:color="D9D9D9"/>
-              <w:left w:val="single" w:sz="4" w:color="D9D9D9"/>
-              <w:bottom w:val="single" w:sz="4" w:color="D9D9D9"/>
-              <w:right w:val="single" w:sz="4" w:color="D9D9D9"/>
-            </w:tcBorders>
-            <w:tcMar>
-              <w:top w:w="85" w:type="dxa"/>
-              <w:left w:w="85" w:type="dxa"/>
-              <w:bottom w:w="85" w:type="dxa"/>
-              <w:right w:w="85" w:type="dxa"/>
-            </w:tcMar>
-            <w:shd w:fill="FFFFFF"/>
-          </w:tcPr>
-          <w:p>
-            <w:pPr>
-              <w:spacing w:after="60" w:line="269" w:lineRule="auto"/>
-            </w:pPr>
-            <w:r>
-              <w:rPr>
-                <w:b w:val="0"/>
-                <w:sz w:val="20"/>
-              </w:rPr>
-              <w:t>注入 撤权 幂等 断线</w:t>
-            </w:r>
-          </w:p>
-        </w:tc>
-        <w:tc>
-          <w:tcPr>
-            <w:tcW w:type="dxa" w:w="5040"/>
-            <w:vAlign w:val="center"/>
-            <w:tcBorders>
-              <w:top w:val="single" w:sz="4" w:color="D9D9D9"/>
-              <w:left w:val="single" w:sz="4" w:color="D9D9D9"/>
-              <w:bottom w:val="single" w:sz="4" w:color="D9D9D9"/>
-              <w:right w:val="single" w:sz="4" w:color="D9D9D9"/>
-            </w:tcBorders>
-            <w:tcMar>
-              <w:top w:w="85" w:type="dxa"/>
-              <w:left w:w="85" w:type="dxa"/>
-              <w:bottom w:w="85" w:type="dxa"/>
-              <w:right w:w="85" w:type="dxa"/>
-            </w:tcMar>
-            <w:shd w:fill="FFFFFF"/>
-          </w:tcPr>
-          <w:p>
-            <w:pPr>
-              <w:spacing w:after="60" w:line="269" w:lineRule="auto"/>
-            </w:pPr>
-            <w:r>
-              <w:rPr>
-                <w:b w:val="0"/>
-                <w:sz w:val="20"/>
-              </w:rPr>
-              <w:t>拒绝有原因 恢复不重复执行</w:t>
-            </w:r>
-          </w:p>
-        </w:tc>
-      </w:tr>
-      <w:tr>
-        <w:trPr>
-          <w:cantSplit/>
-        </w:trPr>
-        <w:tc>
-          <w:tcPr>
-            <w:tcW w:type="dxa" w:w="1008"/>
-            <w:vAlign w:val="center"/>
-            <w:tcBorders>
-              <w:top w:val="single" w:sz="4" w:color="D9D9D9"/>
-              <w:left w:val="single" w:sz="4" w:color="D9D9D9"/>
-              <w:bottom w:val="single" w:sz="4" w:color="D9D9D9"/>
-              <w:right w:val="single" w:sz="4" w:color="D9D9D9"/>
-            </w:tcBorders>
-            <w:tcMar>
-              <w:top w:w="85" w:type="dxa"/>
-              <w:left w:w="85" w:type="dxa"/>
-              <w:bottom w:w="85" w:type="dxa"/>
-              <w:right w:w="85" w:type="dxa"/>
-            </w:tcMar>
-            <w:shd w:fill="F5F7F9"/>
-          </w:tcPr>
-          <w:p>
-            <w:pPr>
-              <w:spacing w:after="60" w:line="269" w:lineRule="auto"/>
-            </w:pPr>
-            <w:r>
-              <w:rPr>
-                <w:b w:val="0"/>
-                <w:sz w:val="20"/>
-              </w:rPr>
-              <w:t>审计</w:t>
-            </w:r>
-          </w:p>
-        </w:tc>
-        <w:tc>
-          <w:tcPr>
-            <w:tcW w:type="dxa" w:w="3888"/>
-            <w:vAlign w:val="center"/>
-            <w:tcBorders>
-              <w:top w:val="single" w:sz="4" w:color="D9D9D9"/>
-              <w:left w:val="single" w:sz="4" w:color="D9D9D9"/>
-              <w:bottom w:val="single" w:sz="4" w:color="D9D9D9"/>
-              <w:right w:val="single" w:sz="4" w:color="D9D9D9"/>
-            </w:tcBorders>
-            <w:tcMar>
-              <w:top w:w="85" w:type="dxa"/>
-              <w:left w:w="85" w:type="dxa"/>
-              <w:bottom w:w="85" w:type="dxa"/>
-              <w:right w:w="85" w:type="dxa"/>
-            </w:tcMar>
-            <w:shd w:fill="F5F7F9"/>
-          </w:tcPr>
-          <w:p>
-            <w:pPr>
-              <w:spacing w:after="60" w:line="269" w:lineRule="auto"/>
-            </w:pPr>
-            <w:r>
-              <w:rPr>
-                <w:b w:val="0"/>
-                <w:sz w:val="20"/>
-              </w:rPr>
-              <w:t>步骤与链校验</w:t>
-            </w:r>
-          </w:p>
-        </w:tc>
-        <w:tc>
-          <w:tcPr>
-            <w:tcW w:type="dxa" w:w="5040"/>
-            <w:vAlign w:val="center"/>
-            <w:tcBorders>
-              <w:top w:val="single" w:sz="4" w:color="D9D9D9"/>
-              <w:left w:val="single" w:sz="4" w:color="D9D9D9"/>
-              <w:bottom w:val="single" w:sz="4" w:color="D9D9D9"/>
-              <w:right w:val="single" w:sz="4" w:color="D9D9D9"/>
-            </w:tcBorders>
-            <w:tcMar>
-              <w:top w:w="85" w:type="dxa"/>
-              <w:left w:w="85" w:type="dxa"/>
-              <w:bottom w:w="85" w:type="dxa"/>
-              <w:right w:w="85" w:type="dxa"/>
-            </w:tcMar>
-            <w:shd w:fill="F5F7F9"/>
-          </w:tcPr>
-          <w:p>
-            <w:pPr>
-              <w:spacing w:after="60" w:line="269" w:lineRule="auto"/>
-            </w:pPr>
-            <w:r>
-              <w:rPr>
-                <w:b w:val="0"/>
-                <w:sz w:val="20"/>
-              </w:rPr>
-              <w:t>任务可定位 valid 为真</w:t>
-            </w:r>
-          </w:p>
-        </w:tc>
-      </w:tr>
-    </w:tbl>
-    <w:p>
-      <w:pPr>
-        <w:spacing w:after="0"/>
-      </w:pPr>
-    </w:p>
-    <w:p>
-      <w:r>
-        <w:t>当前构建、测试和浏览器验证结果见随附本轮验收记录。历史 deliverables 的测试数量属于旧版快照。自动化通过不等同于生产安全认证、完整渗透测试或真实用户研究。后续重点是通用语义、真实身份与 MFA、平台映射、OS 级隔离和独立审计存储。</w:t>
+        <w:t>固定 OTP、模拟生物识别、角色请求头仅用于演示；没有生产身份、真实 MFA、真实 IM 平台或 OS 级隔离。幂等/nonce 长期清理、分布式一致性、WORM 审计及高可用仍属生产化 backlog。U3 个性化与 U5 通用组合/条件规划未实施。</w:t>
       </w:r>
     </w:p>
     <w:p>
       <w:r>
-        <w:rPr>
-          <w:sz w:val="18"/>
-        </w:rPr>
-        <w:t>代码依据  backend/pyproject.toml；frontend/package.json；frontend/vite.config.ts；scripts/bootstrap.sh；scripts/test.sh；scripts/scenario-check.py；backend/tests/。</w:t>
+        <w:t>部署、复现和风险分别见同目录的部署说明、测试与复现、安全自评报告。</w:t>
       </w:r>
     </w:p>
     <w:sectPr>
-      <w:footerReference w:type="default" r:id="rId9"/>
+      <w:headerReference w:type="default" r:id="rId9"/>
+      <w:footerReference w:type="default" r:id="rId10"/>
       <w:pgSz w:w="12240" w:h="15840"/>
-      <w:pgMar w:top="1037" w:right="1094" w:bottom="1037" w:left="1094" w:header="720" w:footer="720" w:gutter="0"/>
+      <w:pgMar w:top="936" w:right="1008" w:bottom="936" w:left="1008" w:header="720" w:footer="720" w:gutter="0"/>
       <w:cols w:space="720"/>
       <w:docGrid w:linePitch="360"/>
     </w:sectPr>
@@ -2265,17 +371,26 @@
   <w:p>
     <w:pPr>
       <w:pStyle w:val="Footer"/>
-      <w:jc w:val="right"/>
     </w:pPr>
     <w:r>
-      <w:rPr>
-        <w:sz w:val="16"/>
-      </w:rPr>
-      <w:t xml:space="preserve">AegisBank  |  </w:t>
+      <w:t xml:space="preserve">模拟银行原型 · 人工验收与正式提交另行确认  |  </w:t>
     </w:r>
     <w:fldSimple w:instr="PAGE"/>
   </w:p>
 </w:ftr>
+</file>
+
+<file path=word/header1.xml><?xml version="1.0" encoding="utf-8"?>
+<w:hdr xmlns:m="http://schemas.openxmlformats.org/officeDocument/2006/math" xmlns:mc="http://schemas.openxmlformats.org/markup-compatibility/2006" xmlns:mo="http://schemas.microsoft.com/office/mac/office/2008/main" xmlns:mv="urn:schemas-microsoft-com:mac:vml" xmlns:o="urn:schemas-microsoft-com:office:office" xmlns:r="http://schemas.openxmlformats.org/officeDocument/2006/relationships" xmlns:v="urn:schemas-microsoft-com:vml" xmlns:w10="urn:schemas-microsoft-com:office:word" xmlns:w14="http://schemas.microsoft.com/office/word/2010/wordml" xmlns:w="http://schemas.openxmlformats.org/wordprocessingml/2006/main" xmlns:wne="http://schemas.microsoft.com/office/word/2006/wordml" xmlns:wp14="http://schemas.microsoft.com/office/word/2010/wordprocessingDrawing" xmlns:wp="http://schemas.openxmlformats.org/drawingml/2006/wordprocessingDrawing" xmlns:wpc="http://schemas.microsoft.com/office/word/2010/wordprocessingCanvas" xmlns:wpg="http://schemas.microsoft.com/office/word/2010/wordprocessingGroup" xmlns:wpi="http://schemas.microsoft.com/office/word/2010/wordprocessingInk" xmlns:wps="http://schemas.microsoft.com/office/word/2010/wordprocessingShape" mc:Ignorable="w14 wp14">
+  <w:p>
+    <w:pPr>
+      <w:pStyle w:val="Header"/>
+    </w:pPr>
+    <w:r>
+      <w:t>AegisBank  |  2026-10-31 自动收尾候选版</w:t>
+    </w:r>
+  </w:p>
+</w:hdr>
 </file>
 
 <file path=word/numbering.xml><?xml version="1.0" encoding="utf-8"?>
@@ -2642,13 +757,12 @@
     <w:qFormat/>
     <w:rsid w:val="00FC693F"/>
     <w:pPr>
-      <w:spacing w:line="278" w:lineRule="auto" w:after="120"/>
+      <w:spacing w:after="120" w:line="276" w:lineRule="auto"/>
     </w:pPr>
     <w:rPr>
-      <w:rFonts w:ascii="Microsoft YaHei" w:hAnsi="Microsoft YaHei" w:eastAsia="Microsoft YaHei" w:cs="Microsoft YaHei"/>
-      <w:b w:val="0"/>
-      <w:color w:val="000000"/>
-      <w:sz w:val="22"/>
+      <w:rFonts w:ascii="Microsoft YaHei" w:hAnsi="Microsoft YaHei" w:eastAsia="Microsoft YaHei"/>
+      <w:color w:val="10283F"/>
+      <w:sz w:val="21"/>
     </w:rPr>
   </w:style>
   <w:style w:type="paragraph" w:styleId="Header">
@@ -2706,15 +820,15 @@
     <w:pPr>
       <w:keepNext/>
       <w:keepLines/>
-      <w:spacing w:before="200" w:after="140"/>
+      <w:spacing w:before="480" w:after="0"/>
       <w:outlineLvl w:val="0"/>
     </w:pPr>
     <w:rPr>
-      <w:rFonts w:asciiTheme="majorHAnsi" w:eastAsiaTheme="majorEastAsia" w:hAnsiTheme="majorHAnsi" w:cstheme="majorBidi" w:ascii="Microsoft YaHei" w:hAnsi="Microsoft YaHei" w:eastAsia="Microsoft YaHei" w:cs="Microsoft YaHei"/>
+      <w:rFonts w:asciiTheme="majorHAnsi" w:eastAsiaTheme="majorEastAsia" w:hAnsiTheme="majorHAnsi" w:cstheme="majorBidi" w:ascii="Microsoft YaHei" w:hAnsi="Microsoft YaHei" w:eastAsia="Microsoft YaHei"/>
       <w:b/>
       <w:bCs/>
-      <w:color w:val="000000"/>
-      <w:sz w:val="32"/>
+      <w:color w:val="10283F"/>
+      <w:sz w:val="28"/>
       <w:szCs w:val="28"/>
     </w:rPr>
   </w:style>
@@ -2730,15 +844,15 @@
     <w:pPr>
       <w:keepNext/>
       <w:keepLines/>
-      <w:spacing w:before="200" w:after="140"/>
+      <w:spacing w:before="200" w:after="0"/>
       <w:outlineLvl w:val="1"/>
     </w:pPr>
     <w:rPr>
-      <w:rFonts w:asciiTheme="majorHAnsi" w:eastAsiaTheme="majorEastAsia" w:hAnsiTheme="majorHAnsi" w:cstheme="majorBidi" w:ascii="Microsoft YaHei" w:hAnsi="Microsoft YaHei" w:eastAsia="Microsoft YaHei" w:cs="Microsoft YaHei"/>
+      <w:rFonts w:asciiTheme="majorHAnsi" w:eastAsiaTheme="majorEastAsia" w:hAnsiTheme="majorHAnsi" w:cstheme="majorBidi" w:ascii="Microsoft YaHei" w:hAnsi="Microsoft YaHei" w:eastAsia="Microsoft YaHei"/>
       <w:b/>
       <w:bCs/>
-      <w:color w:val="000000"/>
-      <w:sz w:val="25"/>
+      <w:color w:val="10283F"/>
+      <w:sz w:val="26"/>
       <w:szCs w:val="26"/>
     </w:rPr>
   </w:style>
@@ -2758,10 +872,10 @@
       <w:outlineLvl w:val="2"/>
     </w:pPr>
     <w:rPr>
-      <w:rFonts w:asciiTheme="majorHAnsi" w:eastAsiaTheme="majorEastAsia" w:hAnsiTheme="majorHAnsi" w:cstheme="majorBidi"/>
+      <w:rFonts w:asciiTheme="majorHAnsi" w:eastAsiaTheme="majorEastAsia" w:hAnsiTheme="majorHAnsi" w:cstheme="majorBidi" w:ascii="Microsoft YaHei" w:hAnsi="Microsoft YaHei" w:eastAsia="Microsoft YaHei"/>
       <w:b/>
       <w:bCs/>
-      <w:color w:val="4F81BD" w:themeColor="accent1"/>
+      <w:color w:val="10283F"/>
     </w:rPr>
   </w:style>
   <w:style w:type="paragraph" w:styleId="Heading4">
@@ -2992,18 +1106,19 @@
     <w:qFormat/>
     <w:rsid w:val="00FC693F"/>
     <w:pPr>
+      <w:pBdr>
+        <w:bottom w:val="single" w:sz="8" w:space="4" w:color="4F81BD" w:themeColor="accent1"/>
+      </w:pBdr>
       <w:spacing w:after="300" w:line="240" w:lineRule="auto"/>
       <w:contextualSpacing/>
     </w:pPr>
     <w:rPr>
-      <w:rFonts w:asciiTheme="majorHAnsi" w:eastAsiaTheme="majorEastAsia" w:hAnsiTheme="majorHAnsi" w:cstheme="majorBidi" w:ascii="Microsoft YaHei" w:hAnsi="Microsoft YaHei" w:eastAsia="Microsoft YaHei" w:cs="Microsoft YaHei"/>
-      <w:b/>
-      <w:color w:val="000000"/>
+      <w:rFonts w:asciiTheme="majorHAnsi" w:eastAsiaTheme="majorEastAsia" w:hAnsiTheme="majorHAnsi" w:cstheme="majorBidi" w:ascii="Microsoft YaHei" w:hAnsi="Microsoft YaHei" w:eastAsia="Microsoft YaHei"/>
+      <w:color w:val="10283F"/>
       <w:spacing w:val="5"/>
       <w:kern w:val="28"/>
-      <w:sz w:val="42"/>
+      <w:sz w:val="52"/>
       <w:szCs w:val="52"/>
-      <w:u w:val="none"/>
     </w:rPr>
   </w:style>
   <w:style w:type="character" w:customStyle="1" w:styleId="TitleChar">
@@ -3440,10 +1555,9 @@
       <w:spacing w:line="240" w:lineRule="auto"/>
     </w:pPr>
     <w:rPr>
-      <w:rFonts w:ascii="Microsoft YaHei" w:hAnsi="Microsoft YaHei" w:eastAsia="Microsoft YaHei" w:cs="Microsoft YaHei"/>
-      <w:b w:val="0"/>
+      <w:b/>
       <w:bCs/>
-      <w:color w:val="000000"/>
+      <w:color w:val="4F81BD" w:themeColor="accent1"/>
       <w:sz w:val="18"/>
       <w:szCs w:val="18"/>
     </w:rPr>
@@ -3479,6 +1593,9 @@
     <w:qFormat/>
     <w:rsid w:val="00FC693F"/>
     <w:pPr>
+      <w:pBdr>
+        <w:bottom w:val="single" w:sz="4" w:space="4" w:color="4F81BD" w:themeColor="accent1"/>
+      </w:pBdr>
       <w:spacing w:before="200" w:after="280"/>
       <w:ind w:left="936" w:right="936"/>
     </w:pPr>

--- a/deliverables/current/02-AegisBank-技术文档.docx
+++ b/deliverables/current/02-AegisBank-技术文档.docx
@@ -12,12 +12,12 @@
     </w:p>
     <w:p>
       <w:r>
-        <w:t>2026-10-31 收尾候选版｜仓库：https://github.com/0xChainAegis/aegisbank</w:t>
+        <w:t>仓库：https://github.com/0xChainAegis/aegisbank ｜ 配套：README、部署说明、测试与复现、安全自评报告</w:t>
       </w:r>
     </w:p>
     <w:p>
       <w:r>
-        <w:t>代码与实测证据以收尾执行记录为准；人工验收与真实模型对照另列待办。</w:t>
+        <w:t>所有金融事实来自确定性 Mock Bank Core，不连接真实银行或支付网络。</w:t>
       </w:r>
     </w:p>
     <w:p>
@@ -30,12 +30,12 @@
     </w:p>
     <w:p>
       <w:r>
-        <w:t>用自然语言办理模拟银行业务，使计划可核对、敏感执行需确认、失败可接管、结果有证据。六类代表场景为转账、账单、理财、卡片、订阅与跨场景联动；不等同于任意表达和自由组合均受支持。</w:t>
+        <w:t>用自然语言办理模拟银行业务，使计划可核对、敏感执行需确认、失败可接管、结果有证据。六个参考场景为转账、账单、理财、卡片、订阅与跨场景联动（6/6 覆盖）；这不等于任意表达和自由组合均受支持，超出范围的请求会转为澄清。</w:t>
       </w:r>
     </w:p>
     <w:p>
       <w:r>
-        <w:t>金融事实只来自 SQLite Mock Bank Core，不连接真实银行或支付网络。默认规则 Planner 离线可用；LLM 只生成候选，不执行工具或决定授权。</w:t>
+        <w:t>金融事实只来自 SQLite Mock Bank Core。默认规则 Planner 离线可用；LLM 只生成候选计划，不执行工具或决定授权。</w:t>
       </w:r>
     </w:p>
     <w:p>
@@ -84,7 +84,7 @@
     </w:p>
     <w:p>
       <w:r>
-        <w:t>数据流：用户输入 → 有界语义/Planner → Plan Compiler → 动态风险 → 统一网关 → ActionEnvelope/确认/MFA → DAG 调度 → ToolExecutor/SandboxGuard → Mock Bank Core → 回执与审计。</w:t>
+        <w:t>数据流：用户输入 → 有界语义 / Planner → Plan Compiler → 动态风险 → 统一网关 → ActionEnvelope / 确认 / MFA → DAG 调度 → ToolExecutor / SandboxGuard → Mock Bank Core → 回执与审计。</w:t>
       </w:r>
     </w:p>
     <w:tbl>
@@ -136,7 +136,7 @@
           </w:tcPr>
           <w:p>
             <w:r>
-              <w:t>React/TypeScript 银行助手、账户、记录与安全工作台</w:t>
+              <w:t>React / TypeScript 控制台七页：银行概览、六场景、任务控制台、权限、审计、能力、运维</w:t>
             </w:r>
           </w:p>
         </w:tc>
@@ -180,7 +180,7 @@
           </w:tcPr>
           <w:p>
             <w:r>
-              <w:t>金额/上海业务日期规范化、规则/LLM Planner、有界语义</w:t>
+              <w:t>金额 / 上海业务日期规范化、规则 / LLM Planner、有界语义</w:t>
             </w:r>
           </w:p>
         </w:tc>
@@ -246,7 +246,7 @@
           </w:tcPr>
           <w:p>
             <w:r>
-              <w:t>银行工具与自动发现的场景模块</w:t>
+              <w:t>银行工具与自动发现的场景模块（当前共 51 个工具、49 个 /api 路径）</w:t>
             </w:r>
           </w:p>
         </w:tc>
@@ -254,7 +254,7 @@
     </w:tbl>
     <w:p>
       <w:r>
-        <w:t>根目录运行 python3 scripts/assemble.py 组装至 .runtime/；生成目录不作为第二份源码维护。</w:t>
+        <w:t>开发在六个源目录中进行，运行 python3 scripts/assemble.py 组装至 .runtime/；生成目录不作为第二份源码维护。仓库根目录提供 start.sh（Linux / WSL）与 start.ps1 / start.cmd（Windows 经 WSL）一键入口。</w:t>
       </w:r>
     </w:p>
     <w:p>
@@ -277,12 +277,12 @@
     </w:p>
     <w:p>
       <w:r>
-        <w:t>3. 动态风险：最终等级取工具基线与确定性规则的最大值，模型不能降级风险。日累计转账包含本次；≤1000 元的小额转账需确认，&gt;1000 元升级红色；挂失、理财申购等按工具基线要求强验证。</w:t>
+        <w:t>3. 动态风险：最终等级取工具基线与确定性规则的最大值，模型不能降级风险。日累计转账包含本次；单笔 &gt;5000 元或日累计（含本次）&gt;1000 元升级红色，其余小额转账需确认；挂失、理财申购等按工具基线要求强验证。</w:t>
       </w:r>
     </w:p>
     <w:p>
       <w:r>
-        <w:t>4. 统一网关：注入扫描、AuthzService 能力、工具授权和风险分级共同决定 allow/confirm/deny。撤权后旧确认不能执行；前端不维护另一套权限矩阵。</w:t>
+        <w:t>4. 统一网关：注入扫描、AuthzService 能力、工具授权和风险分级共同决定 allow / confirm / deny。撤权后旧确认不能执行；前端不维护另一套权限矩阵。</w:t>
       </w:r>
     </w:p>
     <w:p>
@@ -297,7 +297,7 @@
     </w:p>
     <w:p>
       <w:r>
-        <w:t>7. 恢复与审计：DAG 支持步骤间暂停/恢复、受控逆序补偿；不可逆动作不伪装可回滚。UNKNOWN 不自动重试，进入人工核对。SHA-256 审计链记录指令、路径、参数、确认和结果，证据按 source/verified/verification_kind 分层。</w:t>
+        <w:t>7. 恢复与审计：DAG 支持步骤间暂停 / 恢复、受控逆序补偿；不可逆动作不伪装可回滚。UNKNOWN 不自动重试，进入人工核对。SHA-256 审计链记录指令、路径、参数、确认和结果，证据按 source / verified / verification_kind 分层。</w:t>
       </w:r>
     </w:p>
     <w:p>
@@ -310,12 +310,12 @@
     </w:p>
     <w:p>
       <w:r>
-        <w:t>“给妈妈转钱 → 五百 → 改成三百 → 旧确认失效 → 重新确认 → 我刚才转了多少/转给谁”。</w:t>
+        <w:t>“给妈妈转钱 → 五百 → 改成三百 → 旧确认失效 → 重新确认 → 我刚才转了多少 / 转给谁”。</w:t>
       </w:r>
     </w:p>
     <w:p>
       <w:r>
-        <w:t>每个会话只有一个活动草稿，按用户隔离，以 session_id/draft_id/version 定位；补槽只接受缺失金额，修订只允许未执行草稿金额。重新编译产生新哈希、新 nonce、新风险评估与新确认，旧确认返回 409。联系人转账既有固定出账账户 ACC-1001 通过受限 Schema 默认值进入编译参数及哈希，确认摘要直接显示该服务端事实，不能改用其他账户。历史查询读取本人实际 Mock 流水，无记录不编造。</w:t>
+        <w:t>每个会话只有一个活动草稿，按用户隔离，以 session_id / draft_id / version 定位；补槽只接受缺失金额，修订只允许未执行草稿金额。重新编译产生新哈希、新 nonce、新风险评估与新确认，旧确认返回 409。联系人转账既有固定出账账户 ACC-1001 通过受限 Schema 默认值进入编译参数及哈希，确认摘要直接显示该服务端事实，不能改用其他账户。历史查询读取本人实际 Mock 流水，无记录不编造。</w:t>
       </w:r>
     </w:p>
     <w:p>
@@ -328,12 +328,12 @@
     </w:p>
     <w:p>
       <w:r>
-        <w:t>自动验证包括后端/前端/组装器测试、六场景脚本、API 契约、lint/build、独立演示库启动与审计，以及真实 Chromium/Vite/FastAPI/SQLite 浏览器链路。当前结果及原始日志统一见收尾记录，避免在多处复制易漂移数字。</w:t>
+        <w:t>自动验证包括后端 / 前端 / 组装器测试、六场景脚本、API 契约、lint / build、独立演示库启动与审计，以及真实 Chromium / Vite / FastAPI / SQLite 浏览器链路。当前实跑结果：后端 671 项 pytest（36 个测试文件）、前端 144 项 Vitest（12 个测试文件）、组装器 28 项 unittest、六场景端到端 31/31 全部通过；工具目录 51 个、HTTP /api 路径 49 个。命令与复现步骤见《测试与复现》。</w:t>
       </w:r>
     </w:p>
     <w:p>
       <w:r>
-        <w:t>离线评测保持开发与保留集表达家族隔离；报告完整计划、关键参数、澄清、条件和安全误写。人工金标复核仍 pending，真实模型对照按用户选择暂缓；离线成绩不能冒充真实模型成绩。390px 自动浏览器检查也不能替代人工手机、物理键盘和屏幕阅读器验收。</w:t>
+        <w:t>离线评测保持开发集与保留集表达家族隔离；报告完整计划、关键参数、澄清、条件和安全误写。离线评测用于有界语义回归，不等同真实模型准确率；真实模型对照不在此次交付范围。自动浏览器检查覆盖桌面与 390px 视口，不替代人工手机、物理键盘和屏幕阅读器验收。</w:t>
       </w:r>
     </w:p>
     <w:p>
@@ -346,7 +346,7 @@
     </w:p>
     <w:p>
       <w:r>
-        <w:t>固定 OTP、模拟生物识别、角色请求头仅用于演示；没有生产身份、真实 MFA、真实 IM 平台或 OS 级隔离。幂等/nonce 长期清理、分布式一致性、WORM 审计及高可用仍属生产化 backlog。U3 个性化与 U5 通用组合/条件规划未实施。</w:t>
+        <w:t>固定 OTP、模拟生物识别、角色请求头仅用于演示；没有生产身份认证、真实 MFA、真实 IM 平台或 OS 级隔离。幂等 / nonce 长期清理、分布式一致性、WORM 审计及高可用属于后续生产化范围。通用跨轮记忆、自由条件组合与个性化推荐不在当前版本范围。</w:t>
       </w:r>
     </w:p>
     <w:p>
@@ -373,7 +373,7 @@
       <w:pStyle w:val="Footer"/>
     </w:pPr>
     <w:r>
-      <w:t xml:space="preserve">模拟银行原型 · 人工验收与正式提交另行确认  |  </w:t>
+      <w:t xml:space="preserve">模拟银行原型 · 所有金融数据均为模拟  |  </w:t>
     </w:r>
     <w:fldSimple w:instr="PAGE"/>
   </w:p>
@@ -387,7 +387,7 @@
       <w:pStyle w:val="Header"/>
     </w:pPr>
     <w:r>
-      <w:t>AegisBank  |  2026-10-31 自动收尾候选版</w:t>
+      <w:t>AegisBank  |  参赛材料</w:t>
     </w:r>
   </w:p>
 </w:hdr>
